--- a/writing/coskun_chapter2_working.docx
+++ b/writing/coskun_chapter2_working.docx
@@ -52,23 +52,7 @@
       </w:pPr>
       <w:r>
         <w:rPr/>
-        <w:t xml:space="preserve">Wild Insects provide a wide range of important ecosystem services globally, with pollination, natural pest control, aiding natural decomposition, and ecosystem maintenance being only a few examples of the benefits that they provide to their respective environments </w:t>
-      </w:r>
-      <w:r>
-        <w:rPr/>
-        <w:t>(Kremen and Chaplin-Kramer, 2007; Oberhauser and Guiney, 2009)</w:t>
-      </w:r>
-      <w:r>
-        <w:rPr/>
-        <w:t xml:space="preserve">. It is estimated that in the United States, insects provide approximately $60 billion worth of value annually when only considering a small subset of the ecosystem services they provide </w:t>
-      </w:r>
-      <w:r>
-        <w:rPr/>
-        <w:t>(Losey and Vaughan, 2006)</w:t>
-      </w:r>
-      <w:r>
-        <w:rPr/>
-        <w:t>.</w:t>
+        <w:t>Wild Insects provide a wide range of important ecosystem services globally, with pollination, natural pest control, aiding natural decomposition, and ecosystem maintenance being only a few examples of the benefits that they provide to their respective environments (Kremen and Chaplin-Kramer, 2007; Oberhauser and Guiney, 2009). It is estimated that in the United States, insects provide approximately $60 billion worth of value annually when only considering a small subset of the ecosystem services they provide (Losey and Vaughan, 2006).</w:t>
       </w:r>
     </w:p>
     <w:p>
@@ -156,19 +140,7 @@
         <w:rPr>
           <w:color w:val="000000"/>
         </w:rPr>
-        <w:t xml:space="preserve">in Patagonia have been observed to be key in maintaining the trophic structures of the environments in which they are active </w:t>
-      </w:r>
-      <w:r>
-        <w:rPr>
-          <w:color w:val="000000"/>
-        </w:rPr>
-        <w:t>(Cheli, Bosco and Flores, 2022)</w:t>
-      </w:r>
-      <w:r>
-        <w:rPr>
-          <w:color w:val="000000"/>
-        </w:rPr>
-        <w:t>.</w:t>
+        <w:t>in Patagonia have been observed to be key in maintaining the trophic structures of the environments in which they are active (Cheli, Bosco and Flores, 2022).</w:t>
       </w:r>
     </w:p>
     <w:p>
@@ -194,15 +166,7 @@
       </w:pPr>
       <w:r>
         <w:rPr/>
-        <w:t xml:space="preserve">Various biotic and abiotic factors together determine beetle assemblage composition within their respective environments. These factors interact with the specific physiology and ecology of different insect species and determine whether or not those surroundings provide a suitable environment for them. This can either be due to environmental conditions that are not suitable for those species in question, or due to interspecific competition or predation by other animals present in the environment </w:t>
-      </w:r>
-      <w:r>
-        <w:rPr/>
-        <w:t>(Hodkinson, 2005)</w:t>
-      </w:r>
-      <w:r>
-        <w:rPr/>
-        <w:t>.</w:t>
+        <w:t>Various biotic and abiotic factors together determine beetle assemblage composition within their respective environments. These factors interact with the specific physiology and ecology of different insect species and determine whether or not those surroundings provide a suitable environment for them. This can either be due to environmental conditions that are not suitable for those species in question, or due to interspecific competition or predation by other animals present in the environment (Hodkinson, 2005).</w:t>
       </w:r>
     </w:p>
     <w:p>
@@ -1246,19 +1210,7 @@
         <w:rPr>
           <w:color w:val="000000"/>
         </w:rPr>
-        <w:t xml:space="preserve">. Any responses shown by the insect species in question towards temperature gradients across an altitude, could therefore be used as an analogue for climate change and increasing temperatures over time in a fixed location </w:t>
-      </w:r>
-      <w:r>
-        <w:rPr>
-          <w:color w:val="000000"/>
-        </w:rPr>
-        <w:t>(Hodkinson, 2005)</w:t>
-      </w:r>
-      <w:r>
-        <w:rPr>
-          <w:color w:val="000000"/>
-        </w:rPr>
-        <w:t xml:space="preserve">. Properly studying how certain taxa are distributed and affected by the conditions across a mountain allows for a crucial basis in beginning a long-term observational project wherein the current and expected responses of local biodiversity can be continuously monitored </w:t>
+        <w:t xml:space="preserve">. Any responses shown by the insect species in question towards temperature gradients across an altitude, could therefore be used as an analogue for climate change and increasing temperatures over time in a fixed location (Hodkinson, 2005). Properly studying how certain taxa are distributed and affected by the conditions across a mountain allows for a crucial basis in beginning a long-term observational project wherein the current and expected responses of local biodiversity can be continuously monitored </w:t>
       </w:r>
       <w:r>
         <w:rPr>
@@ -1516,23 +1468,7 @@
       </w:r>
       <w:r>
         <w:rPr/>
-        <w:t xml:space="preserve">. Due to high levels of specialisation shown on mountain ecosystems, there are quite a number of beetle taxa, most commonly herbivorous species, that have a dependent relationship on specific host plants for their food and habitat. Those species have altitudinal ranges that are closely tied to their host plants and will usually shift in response to changes in the plant’s distribution rather than other environmental variables </w:t>
-      </w:r>
-      <w:r>
-        <w:rPr/>
-        <w:t>(Hodkinson, 2005)</w:t>
-      </w:r>
-      <w:r>
-        <w:rPr/>
-        <w:t xml:space="preserve">. Certain insects might rely on host plants through tolerating the ambient temperature of their environments by using the microclimate it provides in areas they otherwise would not be able to inhabit </w:t>
-      </w:r>
-      <w:r>
-        <w:rPr/>
-        <w:t>(McCain and Garfinkel, 2021)</w:t>
-      </w:r>
-      <w:r>
-        <w:rPr/>
-        <w:t>.</w:t>
+        <w:t>. Due to high levels of specialisation shown on mountain ecosystems, there are quite a number of beetle taxa, most commonly herbivorous species, that have a dependent relationship on specific host plants for their food and habitat. Those species have altitudinal ranges that are closely tied to their host plants and will usually shift in response to changes in the plant’s distribution rather than other environmental variables (Hodkinson, 2005). Certain insects might rely on host plants through tolerating the ambient temperature of their environments by using the microclimate it provides in areas they otherwise would not be able to inhabit (McCain and Garfinkel, 2021).</w:t>
       </w:r>
     </w:p>
     <w:p>
@@ -2075,31 +2011,7 @@
         <w:rPr>
           <w:color w:val="000000"/>
         </w:rPr>
-        <w:t xml:space="preserve"> estimated 0.2°C per decade rate of climate change in South Africa </w:t>
-      </w:r>
-      <w:r>
-        <w:rPr>
-          <w:color w:val="000000"/>
-        </w:rPr>
-        <w:t>(Van der Walt and Fitchett, 2021)</w:t>
-      </w:r>
-      <w:r>
-        <w:rPr>
-          <w:color w:val="000000"/>
-        </w:rPr>
-        <w:t xml:space="preserve">. Following from that hypothesis, other variables such as soil moisture, and vegetation cover might have also changed accordingly. A past study that did both observational and simulated analysis of the precipitation in this region showed that the rainfall trends have a large variance across elevation. Thus, no uniform changes to precipitation across the entire transect are hypothesised. </w:t>
-      </w:r>
-      <w:r>
-        <w:rPr>
-          <w:color w:val="000000"/>
-        </w:rPr>
-        <w:t>(Lotter, 2015)</w:t>
-      </w:r>
-      <w:r>
-        <w:rPr>
-          <w:color w:val="000000"/>
-        </w:rPr>
-        <w:t>.</w:t>
+        <w:t xml:space="preserve"> estimated 0.2°C per decade rate of climate change in South Africa (Van der Walt and Fitchett, 2021). Following from that hypothesis, other variables such as soil moisture, and vegetation cover might have also changed accordingly. A past study that did both observational and simulated analysis of the precipitation in this region showed that the rainfall trends have a large variance across elevation. Thus, no uniform changes to precipitation across the entire transect are hypothesised. (Lotter, 2015).</w:t>
       </w:r>
     </w:p>
     <w:p>
@@ -2205,15 +2117,7 @@
       </w:r>
       <w:r>
         <w:rPr/>
-        <w:t xml:space="preserve">. Any changes in distribution could also be driven by daily temperature range, temperature extrema, ground vegetation cover, soil carbon content, soil pH, and soil texture, with the exact combination of significant explanatory factors differing by vegetation type and beetle family </w:t>
-      </w:r>
-      <w:r>
-        <w:rPr/>
-        <w:t>(Botes, McGeoch and Chown, 2007)</w:t>
-      </w:r>
-      <w:r>
-        <w:rPr/>
-        <w:t>.</w:t>
+        <w:t>. Any changes in distribution could also be driven by daily temperature range, temperature extrema, ground vegetation cover, soil carbon content, soil pH, and soil texture, with the exact combination of significant explanatory factors differing by vegetation type and beetle family (Botes, McGeoch and Chown, 2007).</w:t>
       </w:r>
       <w:r>
         <w:br w:type="page"/>
@@ -2371,9 +2275,6 @@
         <w:t xml:space="preserve">Figure B </w:t>
       </w:r>
       <w:r>
-        <w:rPr>
-          <w:color w:val="000000"/>
-        </w:rPr>
         <w:drawing>
           <wp:anchor distT="0" distB="0" distL="0" distR="0" simplePos="0" relativeHeight="6" behindDoc="0" locked="0" layoutInCell="0" allowOverlap="1">
             <wp:simplePos x="0" y="0"/>
@@ -2465,33 +2366,19 @@
         <w:rPr/>
       </w:pPr>
       <w:r>
-        <w:rPr>
-          <w:b/>
-          <w:bCs/>
-          <w:color w:val="000000"/>
-        </w:rPr>
-        <w:t xml:space="preserve">Figure A </w:t>
-      </w:r>
-      <w:r>
-        <w:rPr>
-          <w:color w:val="000000"/>
-        </w:rPr>
-        <w:t xml:space="preserve">Pitfall </w:t>
-      </w:r>
-      <w:r>
         <w:drawing>
-          <wp:anchor distT="0" distB="0" distL="0" distR="0" simplePos="0" relativeHeight="8" behindDoc="0" locked="0" layoutInCell="0" allowOverlap="1">
+          <wp:anchor distT="0" distB="0" distL="0" distR="0" simplePos="0" relativeHeight="34" behindDoc="0" locked="0" layoutInCell="0" allowOverlap="1">
             <wp:simplePos x="0" y="0"/>
             <wp:positionH relativeFrom="column">
-              <wp:posOffset>1093470</wp:posOffset>
+              <wp:align>center</wp:align>
             </wp:positionH>
             <wp:positionV relativeFrom="paragraph">
-              <wp:posOffset>173990</wp:posOffset>
+              <wp:posOffset>635</wp:posOffset>
             </wp:positionV>
-            <wp:extent cx="3939540" cy="1596390"/>
+            <wp:extent cx="6120130" cy="3683635"/>
             <wp:effectExtent l="0" t="0" r="0" b="0"/>
-            <wp:wrapTopAndBottom/>
-            <wp:docPr id="2" name="image6.png"/>
+            <wp:wrapSquare wrapText="largest"/>
+            <wp:docPr id="2" name="Image4"/>
             <wp:cNvGraphicFramePr>
               <a:graphicFrameLocks xmlns:a="http://schemas.openxmlformats.org/drawingml/2006/main" noChangeAspect="1"/>
             </wp:cNvGraphicFramePr>
@@ -2499,14 +2386,13 @@
               <a:graphicData uri="http://schemas.openxmlformats.org/drawingml/2006/picture">
                 <pic:pic xmlns:pic="http://schemas.openxmlformats.org/drawingml/2006/picture">
                   <pic:nvPicPr>
-                    <pic:cNvPr id="2" name="image6.png"/>
+                    <pic:cNvPr id="2" name="Image4"/>
                     <pic:cNvPicPr>
                       <a:picLocks noChangeAspect="1" noChangeArrowheads="1"/>
                     </pic:cNvPicPr>
                   </pic:nvPicPr>
                   <pic:blipFill>
                     <a:blip r:embed="rId3"/>
-                    <a:srcRect l="0" t="50323" r="0" b="0"/>
                     <a:stretch>
                       <a:fillRect/>
                     </a:stretch>
@@ -2514,7 +2400,7 @@
                   <pic:spPr bwMode="auto">
                     <a:xfrm>
                       <a:off x="0" y="0"/>
-                      <a:ext cx="3939540" cy="1596390"/>
+                      <a:ext cx="6120130" cy="3683635"/>
                     </a:xfrm>
                     <a:prstGeom prst="rect">
                       <a:avLst/>
@@ -2529,21 +2415,53 @@
       </w:r>
       <w:r>
         <w:rPr>
-          <w:color w:val="000000"/>
-        </w:rPr>
-        <w:t xml:space="preserve">configuration </w:t>
-      </w:r>
-      <w:r>
-        <w:rPr>
-          <w:b w:val="false"/>
-          <w:caps w:val="false"/>
-          <w:smallCaps w:val="false"/>
-          <w:position w:val="0"/>
-          <w:sz w:val="24"/>
-          <w:u w:val="none"/>
-          <w:vertAlign w:val="baseline"/>
-        </w:rPr>
-        <w:t xml:space="preserve">(Botes </w:t>
+          <w:b/>
+          <w:bCs/>
+          <w:color w:val="000000"/>
+        </w:rPr>
+        <w:t xml:space="preserve">Figure A </w:t>
+      </w:r>
+      <w:r>
+        <w:rPr>
+          <w:color w:val="000000"/>
+        </w:rPr>
+        <w:t xml:space="preserve">Pitfall configuration </w:t>
+      </w:r>
+      <w:r>
+        <w:rPr>
+          <w:b w:val="false"/>
+          <w:caps w:val="false"/>
+          <w:smallCaps w:val="false"/>
+          <w:position w:val="0"/>
+          <w:sz w:val="24"/>
+          <w:u w:val="none"/>
+          <w:vertAlign w:val="baseline"/>
+        </w:rPr>
+        <w:t>(</w:t>
+      </w:r>
+      <w:r>
+        <w:rPr>
+          <w:b w:val="false"/>
+          <w:caps w:val="false"/>
+          <w:smallCaps w:val="false"/>
+          <w:position w:val="0"/>
+          <w:sz w:val="24"/>
+          <w:u w:val="none"/>
+          <w:vertAlign w:val="baseline"/>
+        </w:rPr>
+        <w:t xml:space="preserve">adapted from </w:t>
+      </w:r>
+      <w:r>
+        <w:rPr>
+          <w:b w:val="false"/>
+          <w:caps w:val="false"/>
+          <w:smallCaps w:val="false"/>
+          <w:position w:val="0"/>
+          <w:sz w:val="24"/>
+          <w:u w:val="none"/>
+          <w:vertAlign w:val="baseline"/>
+        </w:rPr>
+        <w:t xml:space="preserve">Botes </w:t>
       </w:r>
       <w:r>
         <w:rPr>
@@ -2688,19 +2606,7 @@
         <w:rPr>
           <w:color w:val="000000"/>
         </w:rPr>
-        <w:t xml:space="preserve">. Each beetle was either pinned or mounted depending on its size, and they were then labelled and grouped by sample. The beetles were identified by a taxonomic expert (Werner Strumpher, Ditsong Museum). Only the beetles belonging to the Tenebrionidae, Carabidae, and Cicindelidae families were identified further than family level and used for all analyses comparing the historical samples to the current data, as these are the same three families that were analysed in the historical study involving this transect  </w:t>
-      </w:r>
-      <w:r>
-        <w:rPr>
-          <w:color w:val="000000"/>
-        </w:rPr>
-        <w:t>(Botes, McGeoch and Chown, 2007)</w:t>
-      </w:r>
-      <w:r>
-        <w:rPr>
-          <w:color w:val="000000"/>
-        </w:rPr>
-        <w:t xml:space="preserve">. Three key beetle species—the carabid </w:t>
+        <w:t xml:space="preserve">. Each beetle was either pinned or mounted depending on its size, and they were then labelled and grouped by sample. The beetles were identified by a taxonomic expert (Werner Strumpher, Ditsong Museum). Only the beetles belonging to the Tenebrionidae, Carabidae, and Cicindelidae families were identified further than family level and used for all analyses comparing the historical samples to the current data, as these are the same three families that were analysed in the historical study involving this transect  (Botes, McGeoch and Chown, 2007). Three key beetle species—the carabid </w:t>
       </w:r>
       <w:r>
         <w:rPr>
@@ -2792,15 +2698,7 @@
       </w:pPr>
       <w:r>
         <w:rPr/>
-        <w:t xml:space="preserve">The “micropoint” model was used to model the ground-level soil temperatures present within the sampling area </w:t>
-      </w:r>
-      <w:r>
-        <w:rPr/>
-        <w:t>(Maclean, 2025)</w:t>
-      </w:r>
-      <w:r>
-        <w:rPr/>
-        <w:t>. This mechanistic model required the input of the meteorological data of the locations to be modelled, as well as defining parameters that correspond to the vegetation, soil, and ground in those areas.</w:t>
+        <w:t>The “micropoint” model was used to model the ground-level soil temperatures present within the sampling area (Maclean, 2025). This mechanistic model required the input of the meteorological data of the locations to be modelled, as well as defining parameters that correspond to the vegetation, soil, and ground in those areas.</w:t>
       </w:r>
     </w:p>
     <w:p>
@@ -2896,11 +2794,80 @@
       </w:r>
       <w:r>
         <w:rPr/>
-        <w:t xml:space="preserve">. Using the GPS co-ordinates of each replicate at every altitudinal site across the transect, hourly observations ranging from 2002 to 2024 were extracted for every single sampling replicate. The climate variables of air temperature, relative humidity, atmospheric pressure, shortwave radiation, longwave radiation, diffuse radiation, wind speed, wind direction, and precipitation were used in order to run the microclimate model </w:t>
-      </w:r>
-      <w:r>
-        <w:rPr/>
-        <w:t>(Maclean, 2025)</w:t>
+        <w:t>. Using the GPS co-ordinates of each replicate at every altitudinal site across the transect, hourly observations ranging from 2002 to 2024 were extracted for every single sampling replicate. The climate variables of air temperature, relative humidity, atmospheric pressure, shortwave radiation, longwave radiation, diffuse radiation, wind speed, wind direction, and precipitation were used in order to run the microclimate model (Maclean, 2025).</w:t>
+      </w:r>
+    </w:p>
+    <w:p>
+      <w:pPr>
+        <w:pStyle w:val="BodyText"/>
+        <w:rPr/>
+      </w:pPr>
+      <w:r>
+        <w:rPr/>
+        <w:t>Soil was analysed at each sampling site for their proportional composition of silt, clay, sand, and stone. These compositional measurements were used to group the soil at each site into different categories. After categorising the soil from each site, these classifications were utilised to apply the corresponding pre-set soil parameters for model creation provided by the micropoint package. The parameters necessary for the model were ground reflectance, ground emissivity, soil bulk density, volumetric mineral fraction of soil, volumetric quartz fraction of soil, mass fraction of clay, a Shape parameter for Campbell soil moisture models, matric potential of soil, volumetric water content of soil at saturation, residual water content of soil, a shape parameter of the van Genuchten model, pore size distribution parameter for the soil, and the saturated hydraulic conductivity of the soil (Maclean, 2025). Other required ground parameters of slope and aspect were determined using the NASA SRTM digital elevation model (NASA JPL, 2013).</w:t>
+      </w:r>
+    </w:p>
+    <w:p>
+      <w:pPr>
+        <w:pStyle w:val="BodyText"/>
+        <w:rPr/>
+      </w:pPr>
+      <w:r>
+        <w:rPr/>
+        <w:t>The vegetation parameters required for the microclimate model were determined using the average vegetation cover and vegetation height that were measured at each pitfall trap, averaged across replicates. These measurements were utilised to generate the required parameters of canopy height, plant area index, leaf inclination angle, canopy clumping, leaf reluctance of shortwave radiation, leaf transmittance of shortwave radiation, the diameter of leaves averaged over both the length and width of leaves, emissivity of vegetation, maximum stomatal conductance, and stomatal sensitivity (Maclean, 2025).</w:t>
+      </w:r>
+    </w:p>
+    <w:p>
+      <w:pPr>
+        <w:pStyle w:val="BodyText"/>
+        <w:rPr/>
+      </w:pPr>
+      <w:r>
+        <w:rPr/>
+        <w:t xml:space="preserve">Using all of the required data and generated parameters, the hourly microclimate temperatures at both the soil level and 0.5cm above the ground were calculated using the micropoint model. These modelled temperatures were compared graphically to the empirical temperature observations of both the iButton sensors as well as the meteorological temperature observations. </w:t>
+      </w:r>
+      <w:r>
+        <w:rPr>
+          <w:color w:val="000000"/>
+        </w:rPr>
+        <w:t xml:space="preserve">The meteorological data were also utilised to extract the hourly precipitation over time per replicate along with the temperature modelling. All of these data were extracted and analysed using R and the “MCERA5” package </w:t>
+      </w:r>
+      <w:r>
+        <w:rPr>
+          <w:b w:val="false"/>
+          <w:caps w:val="false"/>
+          <w:smallCaps w:val="false"/>
+          <w:position w:val="0"/>
+          <w:sz w:val="24"/>
+          <w:u w:val="none"/>
+          <w:vertAlign w:val="baseline"/>
+        </w:rPr>
+        <w:t xml:space="preserve">(Klinges </w:t>
+      </w:r>
+      <w:r>
+        <w:rPr>
+          <w:b w:val="false"/>
+          <w:i/>
+          <w:caps w:val="false"/>
+          <w:smallCaps w:val="false"/>
+          <w:position w:val="0"/>
+          <w:sz w:val="24"/>
+          <w:u w:val="none"/>
+          <w:vertAlign w:val="baseline"/>
+        </w:rPr>
+        <w:t>et al.</w:t>
+      </w:r>
+      <w:r>
+        <w:rPr>
+          <w:b w:val="false"/>
+          <w:caps w:val="false"/>
+          <w:smallCaps w:val="false"/>
+          <w:position w:val="0"/>
+          <w:sz w:val="24"/>
+          <w:u w:val="none"/>
+          <w:vertAlign w:val="baseline"/>
+        </w:rPr>
+        <w:t>, 2022)</w:t>
       </w:r>
       <w:r>
         <w:rPr/>
@@ -2913,129 +2880,10 @@
         <w:rPr/>
       </w:pPr>
       <w:r>
-        <w:rPr/>
-        <w:t xml:space="preserve">Soil was analysed at each sampling site for their proportional composition of silt, clay, sand, and stone. These compositional measurements were used to group the soil at each site into different categories. After categorising the soil from each site, these classifications were utilised to apply the corresponding pre-set soil parameters for model creation provided by the micropoint package. The parameters necessary for the model were ground reflectance, ground emissivity, soil bulk density, volumetric mineral fraction of soil, volumetric quartz fraction of soil, mass fraction of clay, a Shape parameter for Campbell soil moisture models, matric potential of soil, volumetric water content of soil at saturation, residual water content of soil, a shape parameter of the van Genuchten model, pore size distribution parameter for the soil, and the saturated hydraulic conductivity of the soil </w:t>
-      </w:r>
-      <w:r>
-        <w:rPr/>
-        <w:t>(Maclean, 2025)</w:t>
-      </w:r>
-      <w:r>
-        <w:rPr/>
-        <w:t xml:space="preserve">. Other required ground parameters of slope and aspect were determined using the NASA SRTM digital elevation model </w:t>
-      </w:r>
-      <w:r>
-        <w:rPr/>
-        <w:t>(NASA JPL, 2013)</w:t>
-      </w:r>
-      <w:r>
-        <w:rPr/>
-        <w:t>.</w:t>
-      </w:r>
-    </w:p>
-    <w:p>
-      <w:pPr>
-        <w:pStyle w:val="BodyText"/>
-        <w:rPr/>
-      </w:pPr>
-      <w:r>
-        <w:rPr/>
-        <w:t xml:space="preserve">The vegetation parameters required for the microclimate model were determined using the average vegetation cover and vegetation height that were measured at each pitfall trap, averaged across replicates. These measurements were utilised to generate the required parameters of canopy height, plant area index, leaf inclination angle, canopy clumping, leaf reluctance of shortwave radiation, leaf transmittance of shortwave radiation, the diameter of leaves averaged over both the length and width of leaves, emissivity of vegetation, maximum stomatal conductance, and stomatal sensitivity </w:t>
-      </w:r>
-      <w:r>
-        <w:rPr/>
-        <w:t>(Maclean, 2025)</w:t>
-      </w:r>
-      <w:r>
-        <w:rPr/>
-        <w:t>.</w:t>
-      </w:r>
-    </w:p>
-    <w:p>
-      <w:pPr>
-        <w:pStyle w:val="BodyText"/>
-        <w:rPr/>
-      </w:pPr>
-      <w:r>
-        <w:rPr/>
-        <w:t>Using all of the required data and generated parameters, the hourly microclimate temperatures at both the soil level and 0.5cm above the ground were calculated using the micropoint model. These modelled temperatures were compared graphically to the empirical temperature observations of both the iButton sensors as well as the meteorological temperature observations. These comparisons showed that the temperatures were matching overall and therefore were sound replacements for the empirical temperature observations and the missing gaps of temperature monitoring contained therein.</w:t>
-      </w:r>
-    </w:p>
-    <w:p>
-      <w:pPr>
-        <w:pStyle w:val="BodyText"/>
-        <w:rPr/>
-      </w:pPr>
-      <w:r>
-        <w:rPr>
-          <w:color w:val="000000"/>
-        </w:rPr>
-        <w:t xml:space="preserve">The meteorological data were also utilised to extract the hourly precipitation over time per replicate along with the temperature modelling. All of these data were extracted and analysed using R and the “MCERA5” package </w:t>
-      </w:r>
-      <w:r>
-        <w:rPr>
-          <w:b w:val="false"/>
-          <w:caps w:val="false"/>
-          <w:smallCaps w:val="false"/>
-          <w:position w:val="0"/>
-          <w:sz w:val="24"/>
-          <w:u w:val="none"/>
-          <w:vertAlign w:val="baseline"/>
-        </w:rPr>
-        <w:t xml:space="preserve">(Klinges </w:t>
-      </w:r>
-      <w:r>
-        <w:rPr>
-          <w:b w:val="false"/>
-          <w:i/>
-          <w:caps w:val="false"/>
-          <w:smallCaps w:val="false"/>
-          <w:position w:val="0"/>
-          <w:sz w:val="24"/>
-          <w:u w:val="none"/>
-          <w:vertAlign w:val="baseline"/>
-        </w:rPr>
-        <w:t>et al.</w:t>
-      </w:r>
-      <w:r>
-        <w:rPr>
-          <w:b w:val="false"/>
-          <w:caps w:val="false"/>
-          <w:smallCaps w:val="false"/>
-          <w:position w:val="0"/>
-          <w:sz w:val="24"/>
-          <w:u w:val="none"/>
-          <w:vertAlign w:val="baseline"/>
-        </w:rPr>
-        <w:t>, 2022)</w:t>
-      </w:r>
-      <w:r>
-        <w:rPr/>
-        <w:t>.</w:t>
-      </w:r>
-    </w:p>
-    <w:p>
-      <w:pPr>
-        <w:pStyle w:val="BodyText"/>
-        <w:rPr/>
-      </w:pPr>
-      <w:r>
-        <w:rPr>
-          <w:color w:val="000000"/>
-        </w:rPr>
-        <w:t xml:space="preserve">Utilising the CapeNature database, a list of historical fires that had occurred within the bounds of the study area were compiled. The extent of each fire and its date were stored using spatial polygons through the “sf” package in R </w:t>
-      </w:r>
-      <w:r>
-        <w:rPr>
-          <w:color w:val="000000"/>
-        </w:rPr>
-        <w:t>(Pebesma and Bivand, 2023)</w:t>
-      </w:r>
-      <w:r>
-        <w:rPr>
-          <w:color w:val="000000"/>
-        </w:rPr>
-        <w:t xml:space="preserve">. The </w:t>
+        <w:rPr>
+          <w:color w:val="000000"/>
+        </w:rPr>
+        <w:t xml:space="preserve">Utilising the CapeNature database, a list of historical fires that had occurred within the bounds of the study area were compiled. The extent of each fire and its date were stored using spatial polygons through the “sf” package in R (Pebesma and Bivand, 2023). The </w:t>
       </w:r>
       <w:r>
         <w:rPr/>
@@ -3071,15 +2919,7 @@
       </w:pPr>
       <w:r>
         <w:rPr/>
-        <w:t xml:space="preserve">All data analyses, except for the calculation of slope and aspect based on GPS co-ordinates, were performed in R </w:t>
-      </w:r>
-      <w:r>
-        <w:rPr/>
-        <w:t>(R Core Team, 2026)</w:t>
-      </w:r>
-      <w:r>
-        <w:rPr/>
-        <w:t>. The beetle data was stored in a species abundance for each of the species pertaining to the families of interest that were identified in the contemporary samples. For the October 2022 and March 2023 samples, all of the beetles were compared to each other visually using bar charts and nMDS plots. The abundance and species richness between the two seasons were also compared quantitatively, across the entire transect and on a site-by-site basis. The three key species were used to compare the contemporary beetle samples (October 2022, October 2023, and March 2023) to the historical beetle samples (October 2002 and 2003).</w:t>
+        <w:t>All data analyses, except for the calculation of slope and aspect based on GPS co-ordinates, were performed in R (R Core Team, 2026). The beetle data was stored in a species abundance for each of the species pertaining to the families of interest that were identified in the contemporary samples. For the October 2022 and March 2023 samples, all of the beetles were compared to each other visually using bar charts and nMDS plots. The abundance and species richness between the two seasons were also compared quantitatively, across the entire transect and on a site-by-site basis. The three key species were used to compare the contemporary beetle samples (October 2022, October 2023, and March 2023) to the historical beetle samples (October 2002 and 2003).</w:t>
       </w:r>
     </w:p>
     <w:p>
@@ -3099,15 +2939,7 @@
       </w:pPr>
       <w:r>
         <w:rPr/>
-        <w:t xml:space="preserve">The results of the significant variables obtained from the RDA, as well as prior known explanatory factors that affect beetle abundance and diversity, were used to construct generalised linear models (GLMs) in order to quantify the effects that these various factors may have on the beetle assemblages. Specifically, due to the sampling being repeated on the same locations across a temporal gradient, generalised linear mixed models (GLMMs) were used </w:t>
-      </w:r>
-      <w:r>
-        <w:rPr/>
-        <w:t>(Hadfield, 2010)</w:t>
-      </w:r>
-      <w:r>
-        <w:rPr/>
-        <w:t>.</w:t>
+        <w:t>The results of the significant variables obtained from the RDA, as well as prior known explanatory factors that affect beetle abundance and diversity, were used to construct generalised linear models (GLMs) in order to quantify the effects that these various factors may have on the beetle assemblages. Specifically, due to the sampling being repeated on the same locations across a temporal gradient, generalised linear mixed models (GLMMs) were used (Hadfield, 2010).</w:t>
       </w:r>
     </w:p>
     <w:p>
@@ -3137,15 +2969,7 @@
       </w:pPr>
       <w:r>
         <w:rPr/>
-        <w:t xml:space="preserve">The time-series data for the modelled microclimate temperatures (air and ground) as well as the precipitation observations were analysed using Seasonal-Trend Decomposition with Regression (STR) </w:t>
-      </w:r>
-      <w:r>
-        <w:rPr/>
-        <w:t>(Dokumentov and Hyndman, 2022)</w:t>
-      </w:r>
-      <w:r>
-        <w:rPr/>
-        <w:t>. The STR models separate the changes in the response variable into parts of cycling seasonality (daily, yearly, etc.), and trend over time. This allows for baseline trends in the time-series data to be extracted and determine if there are any potential observable directional changes over time. After determining any potential trends per site, descriptive representatives of the relevant variables can also be incorporated in the interpretation of assemblage changes over time and also utilised in any models.</w:t>
+        <w:t>The time-series data for the modelled microclimate temperatures (air and ground) as well as the precipitation observations were analysed using Seasonal-Trend Decomposition with Regression (STR) (Dokumentov and Hyndman, 2022). The STR models separate the changes in the response variable into parts of cycling seasonality (daily, yearly, etc.), and trend over time. This allows for baseline trends in the time-series data to be extracted and determine if there are any potential observable directional changes over time. After determining any potential trends per site, descriptive representatives of the relevant variables can also be incorporated in the interpretation of assemblage changes over time and also utilised in any models.</w:t>
       </w:r>
       <w:r>
         <w:br w:type="page"/>
@@ -3170,6 +2994,10 @@
     <w:p>
       <w:pPr>
         <w:pStyle w:val="Heading2"/>
+        <w:numPr>
+          <w:ilvl w:val="1"/>
+          <w:numId w:val="1"/>
+        </w:numPr>
         <w:ind w:hanging="0" w:start="0"/>
         <w:rPr/>
       </w:pPr>
@@ -3202,11 +3030,8 @@
         <w:t xml:space="preserve">Figure Q </w:t>
       </w:r>
       <w:r>
-        <w:rPr>
-          <w:color w:val="000000"/>
-        </w:rPr>
         <w:drawing>
-          <wp:anchor distT="0" distB="0" distL="0" distR="0" simplePos="0" relativeHeight="9" behindDoc="0" locked="0" layoutInCell="0" allowOverlap="1">
+          <wp:anchor distT="0" distB="0" distL="0" distR="0" simplePos="0" relativeHeight="8" behindDoc="0" locked="0" layoutInCell="0" allowOverlap="1">
             <wp:simplePos x="0" y="0"/>
             <wp:positionH relativeFrom="column">
               <wp:posOffset>0</wp:posOffset>
@@ -3344,8 +3169,8 @@
                           </pic:blipFill>
                           <pic:spPr>
                             <a:xfrm>
-                              <a:off x="0" y="3251880"/>
-                              <a:ext cx="6120000" cy="3069720"/>
+                              <a:off x="0" y="3252600"/>
+                              <a:ext cx="6120000" cy="3069000"/>
                             </a:xfrm>
                             <a:prstGeom prst="rect">
                               <a:avLst/>
@@ -3387,7 +3212,7 @@
                         <wps:spPr>
                           <a:xfrm>
                             <a:off x="330120" y="266760"/>
-                            <a:ext cx="473040" cy="385920"/>
+                            <a:ext cx="472320" cy="385560"/>
                           </a:xfrm>
                           <a:prstGeom prst="rect">
                             <a:avLst/>
@@ -3419,7 +3244,7 @@
                             </w:p>
                           </w:txbxContent>
                         </wps:txbx>
-                        <wps:bodyPr anchor="t">
+                        <wps:bodyPr lIns="0" tIns="0" rIns="0" bIns="0" anchor="t">
                           <a:noAutofit/>
                         </wps:bodyPr>
                       </wps:wsp>
@@ -3428,8 +3253,8 @@
                         <wps:cNvSpPr/>
                         <wps:spPr>
                           <a:xfrm>
-                            <a:off x="380880" y="3442320"/>
-                            <a:ext cx="473040" cy="385920"/>
+                            <a:off x="380880" y="3443040"/>
+                            <a:ext cx="472320" cy="385560"/>
                           </a:xfrm>
                           <a:prstGeom prst="rect">
                             <a:avLst/>
@@ -3461,7 +3286,7 @@
                             </w:p>
                           </w:txbxContent>
                         </wps:txbx>
-                        <wps:bodyPr anchor="t">
+                        <wps:bodyPr lIns="0" tIns="0" rIns="0" bIns="0" anchor="t">
                           <a:noAutofit/>
                         </wps:bodyPr>
                       </wps:wsp>
@@ -3494,7 +3319,7 @@
                     <v:path o:extrusionok="f" gradientshapeok="t" o:connecttype="rect"/>
                     <o:lock v:ext="edit" aspectratio="t"/>
                   </v:shapetype>
-                  <v:shape id="shape_0" stroked="f" o:allowincell="f" style="position:absolute;left:0;top:-4840;width:9637;height:4833;mso-wrap-style:none;v-text-anchor:middle;mso-position-vertical:top" type="_x0000_t75">
+                  <v:shape id="shape_0" stroked="f" o:allowincell="f" style="position:absolute;left:0;top:-4839;width:9637;height:4832;mso-wrap-style:none;v-text-anchor:middle;mso-position-vertical:top" type="_x0000_t75">
                     <v:imagedata r:id="rId7" o:detectmouseclick="t"/>
                     <v:stroke color="#3465a4" joinstyle="round" endcap="flat"/>
                     <w10:wrap type="square"/>
@@ -3505,7 +3330,7 @@
                     <w10:wrap type="square"/>
                   </v:shape>
                 </v:group>
-                <v:rect id="shape_0" fillcolor="white" stroked="f" o:allowincell="f" style="position:absolute;left:520;top:-9541;width:744;height:607;mso-wrap-style:square;v-text-anchor:top;mso-position-vertical:top">
+                <v:rect id="shape_0" fillcolor="white" stroked="f" o:allowincell="f" style="position:absolute;left:520;top:-9541;width:743;height:606;mso-wrap-style:square;v-text-anchor:top;mso-position-vertical:top">
                   <v:fill o:detectmouseclick="t" type="solid" color2="black"/>
                   <v:stroke color="#3465a4" weight="6480" joinstyle="round" endcap="flat"/>
                   <v:textbox>
@@ -3524,7 +3349,7 @@
                   </v:textbox>
                   <w10:wrap type="square"/>
                 </v:rect>
-                <v:rect id="shape_0" fillcolor="white" stroked="f" o:allowincell="f" style="position:absolute;left:600;top:-4540;width:744;height:607;mso-wrap-style:square;v-text-anchor:top;mso-position-vertical:top">
+                <v:rect id="shape_0" fillcolor="white" stroked="f" o:allowincell="f" style="position:absolute;left:600;top:-4539;width:743;height:606;mso-wrap-style:square;v-text-anchor:top;mso-position-vertical:top">
                   <v:fill o:detectmouseclick="t" type="solid" color2="black"/>
                   <v:stroke color="#3465a4" weight="6480" joinstyle="round" endcap="flat"/>
                   <v:textbox>
@@ -3578,12 +3403,37 @@
     <w:p>
       <w:pPr>
         <w:pStyle w:val="Heading2"/>
+        <w:numPr>
+          <w:ilvl w:val="1"/>
+          <w:numId w:val="1"/>
+        </w:numPr>
+        <w:spacing w:before="0" w:after="120"/>
         <w:ind w:hanging="0" w:start="0"/>
         <w:rPr/>
       </w:pPr>
       <w:r>
         <w:rPr/>
         <w:t>Temperature and precipitation seasonal decomposition</w:t>
+      </w:r>
+    </w:p>
+    <w:p>
+      <w:pPr>
+        <w:pStyle w:val="BodyText"/>
+        <w:spacing w:before="0" w:after="120"/>
+        <w:ind w:hanging="0" w:start="0"/>
+        <w:rPr/>
+      </w:pPr>
+      <w:r>
+        <w:rPr/>
+        <w:t xml:space="preserve">The comparisons </w:t>
+      </w:r>
+      <w:r>
+        <w:rPr/>
+        <w:t xml:space="preserve">between the </w:t>
+      </w:r>
+      <w:r>
+        <w:rPr/>
+        <w:t>showed that the temperatures were matching overall and therefore were sound replacements for the empirical temperature observations and the missing gaps of temperature monitoring contained therein.</w:t>
       </w:r>
     </w:p>
     <w:p>
@@ -3756,7 +3606,7 @@
       </w:r>
       <w:r>
         <w:drawing>
-          <wp:anchor distT="0" distB="0" distL="0" distR="0" simplePos="0" relativeHeight="29" behindDoc="0" locked="0" layoutInCell="0" allowOverlap="1">
+          <wp:anchor distT="0" distB="0" distL="0" distR="0" simplePos="0" relativeHeight="28" behindDoc="0" locked="0" layoutInCell="0" allowOverlap="1">
             <wp:simplePos x="0" y="0"/>
             <wp:positionH relativeFrom="column">
               <wp:posOffset>0</wp:posOffset>
@@ -3850,13 +3700,14 @@
     <w:p>
       <w:pPr>
         <w:pStyle w:val="BodyText"/>
+        <w:spacing w:before="0" w:after="140"/>
         <w:rPr/>
       </w:pPr>
       <w:r>
         <mc:AlternateContent>
           <mc:Choice Requires="wpg">
             <w:drawing>
-              <wp:anchor distT="0" distB="8890" distL="114300" distR="114300" simplePos="0" relativeHeight="27" behindDoc="0" locked="0" layoutInCell="0" allowOverlap="1">
+              <wp:anchor distT="0" distB="8890" distL="114300" distR="114300" simplePos="0" relativeHeight="26" behindDoc="0" locked="0" layoutInCell="0" allowOverlap="1">
                 <wp:simplePos x="0" y="0"/>
                 <wp:positionH relativeFrom="column">
                   <wp:posOffset>-3810</wp:posOffset>
@@ -4024,7 +3875,7 @@
       </w:pPr>
       <w:r>
         <w:drawing>
-          <wp:anchor distT="0" distB="0" distL="0" distR="0" simplePos="0" relativeHeight="33" behindDoc="0" locked="0" layoutInCell="0" allowOverlap="1">
+          <wp:anchor distT="0" distB="0" distL="0" distR="0" simplePos="0" relativeHeight="31" behindDoc="0" locked="0" layoutInCell="0" allowOverlap="1">
             <wp:simplePos x="0" y="0"/>
             <wp:positionH relativeFrom="column">
               <wp:align>center</wp:align>
@@ -4096,7 +3947,7 @@
       </w:pPr>
       <w:r>
         <w:drawing>
-          <wp:anchor distT="0" distB="0" distL="0" distR="0" simplePos="0" relativeHeight="32" behindDoc="0" locked="0" layoutInCell="0" allowOverlap="1">
+          <wp:anchor distT="0" distB="0" distL="0" distR="0" simplePos="0" relativeHeight="30" behindDoc="0" locked="0" layoutInCell="0" allowOverlap="1">
             <wp:simplePos x="0" y="0"/>
             <wp:positionH relativeFrom="column">
               <wp:align>center</wp:align>
@@ -4148,15 +3999,7 @@
           <w:bCs/>
           <w:color w:val="000000"/>
         </w:rPr>
-        <w:t>Figure D</w:t>
-      </w:r>
-      <w:r>
-        <w:rPr>
-          <w:b/>
-          <w:bCs/>
-          <w:color w:val="000000"/>
-        </w:rPr>
-        <w:t xml:space="preserve"> </w:t>
+        <w:t xml:space="preserve">Figure D </w:t>
       </w:r>
       <w:r>
         <w:rPr>
@@ -4274,7 +4117,7 @@
                         <pic:spPr>
                           <a:xfrm>
                             <a:off x="0" y="0"/>
-                            <a:ext cx="6120000" cy="3441600"/>
+                            <a:ext cx="6120000" cy="3441240"/>
                           </a:xfrm>
                           <a:prstGeom prst="rect">
                             <a:avLst/>
@@ -4296,8 +4139,8 @@
                         </pic:blipFill>
                         <pic:spPr>
                           <a:xfrm>
-                            <a:off x="0" y="3597120"/>
-                            <a:ext cx="6120000" cy="3441600"/>
+                            <a:off x="0" y="3597840"/>
+                            <a:ext cx="6120000" cy="3441240"/>
                           </a:xfrm>
                           <a:prstGeom prst="rect">
                             <a:avLst/>
@@ -4316,13 +4159,13 @@
           </mc:Choice>
           <mc:Fallback>
             <w:pict>
-              <v:group id="shape_0" alt="Group 10" style="position:absolute;margin-left:-0.3pt;margin-top:0pt;width:481.9pt;height:554.25pt" coordorigin="-6,0" coordsize="9638,11085">
-                <v:shape id="shape_0" stroked="f" o:allowincell="f" style="position:absolute;left:-6;top:0;width:9637;height:5419;mso-wrap-style:none;v-text-anchor:middle" type="_x0000_t75">
+              <v:group id="shape_0" alt="Group 10" style="position:absolute;margin-left:-0.3pt;margin-top:0.05pt;width:481.9pt;height:554.25pt" coordorigin="-6,1" coordsize="9638,11085">
+                <v:shape id="shape_0" stroked="f" o:allowincell="f" style="position:absolute;left:-6;top:1;width:9637;height:5418;mso-wrap-style:none;v-text-anchor:middle" type="_x0000_t75">
                   <v:imagedata r:id="rId22" o:detectmouseclick="t"/>
                   <v:stroke color="#3465a4" joinstyle="round" endcap="flat"/>
                   <w10:wrap type="topAndBottom"/>
                 </v:shape>
-                <v:shape id="shape_0" stroked="f" o:allowincell="f" style="position:absolute;left:-6;top:5665;width:9637;height:5419;mso-wrap-style:none;v-text-anchor:middle" type="_x0000_t75">
+                <v:shape id="shape_0" stroked="f" o:allowincell="f" style="position:absolute;left:-6;top:5667;width:9637;height:5418;mso-wrap-style:none;v-text-anchor:middle" type="_x0000_t75">
                   <v:imagedata r:id="rId23" o:detectmouseclick="t"/>
                   <v:stroke color="#3465a4" joinstyle="round" endcap="flat"/>
                   <w10:wrap type="topAndBottom"/>
@@ -4378,7 +4221,7 @@
           <w:color w:val="000000"/>
         </w:rPr>
         <w:drawing>
-          <wp:anchor distT="0" distB="0" distL="0" distR="0" simplePos="0" relativeHeight="11" behindDoc="0" locked="0" layoutInCell="0" allowOverlap="1">
+          <wp:anchor distT="0" distB="0" distL="0" distR="0" simplePos="0" relativeHeight="10" behindDoc="0" locked="0" layoutInCell="0" allowOverlap="1">
             <wp:simplePos x="0" y="0"/>
             <wp:positionH relativeFrom="margin">
               <wp:align>right</wp:align>
@@ -4426,11 +4269,8 @@
         <w:t xml:space="preserve">Figure F </w:t>
       </w:r>
       <w:r>
-        <w:rPr>
-          <w:color w:val="000000"/>
-        </w:rPr>
         <w:drawing>
-          <wp:anchor distT="0" distB="0" distL="0" distR="0" simplePos="0" relativeHeight="12" behindDoc="0" locked="0" layoutInCell="0" allowOverlap="1">
+          <wp:anchor distT="0" distB="0" distL="0" distR="0" simplePos="0" relativeHeight="11" behindDoc="0" locked="0" layoutInCell="0" allowOverlap="1">
             <wp:simplePos x="0" y="0"/>
             <wp:positionH relativeFrom="column">
               <wp:posOffset>0</wp:posOffset>
@@ -4489,6 +4329,7 @@
     <w:p>
       <w:pPr>
         <w:pStyle w:val="BodyText"/>
+        <w:spacing w:before="0" w:after="140"/>
         <w:rPr/>
       </w:pPr>
       <w:r>
@@ -4498,7 +4339,7 @@
           <w:color w:val="000000"/>
         </w:rPr>
         <w:drawing>
-          <wp:anchor distT="0" distB="0" distL="0" distR="0" simplePos="0" relativeHeight="13" behindDoc="0" locked="0" layoutInCell="0" allowOverlap="1">
+          <wp:anchor distT="0" distB="0" distL="0" distR="0" simplePos="0" relativeHeight="12" behindDoc="0" locked="0" layoutInCell="0" allowOverlap="1">
             <wp:simplePos x="0" y="0"/>
             <wp:positionH relativeFrom="margin">
               <wp:align>right</wp:align>
@@ -4546,11 +4387,8 @@
         <w:t xml:space="preserve">Figure G </w:t>
       </w:r>
       <w:r>
-        <w:rPr>
-          <w:color w:val="000000"/>
-        </w:rPr>
         <w:drawing>
-          <wp:anchor distT="0" distB="0" distL="0" distR="0" simplePos="0" relativeHeight="10" behindDoc="0" locked="0" layoutInCell="0" allowOverlap="1">
+          <wp:anchor distT="0" distB="0" distL="0" distR="0" simplePos="0" relativeHeight="9" behindDoc="0" locked="0" layoutInCell="0" allowOverlap="1">
             <wp:simplePos x="0" y="0"/>
             <wp:positionH relativeFrom="column">
               <wp:posOffset>0</wp:posOffset>
@@ -4609,6 +4447,7 @@
     <w:p>
       <w:pPr>
         <w:pStyle w:val="BodyText"/>
+        <w:spacing w:before="0" w:after="140"/>
         <w:rPr/>
       </w:pPr>
       <w:r>
@@ -4620,11 +4459,8 @@
         <w:t xml:space="preserve">Figure H </w:t>
       </w:r>
       <w:r>
-        <w:rPr>
-          <w:color w:val="000000"/>
-        </w:rPr>
         <w:drawing>
-          <wp:anchor distT="0" distB="0" distL="0" distR="0" simplePos="0" relativeHeight="14" behindDoc="0" locked="0" layoutInCell="0" allowOverlap="1">
+          <wp:anchor distT="0" distB="0" distL="0" distR="0" simplePos="0" relativeHeight="13" behindDoc="0" locked="0" layoutInCell="0" allowOverlap="1">
             <wp:simplePos x="0" y="0"/>
             <wp:positionH relativeFrom="column">
               <wp:posOffset>0</wp:posOffset>
@@ -4670,7 +4506,7 @@
           </wp:anchor>
         </w:drawing>
         <w:drawing>
-          <wp:anchor distT="0" distB="0" distL="0" distR="0" simplePos="0" relativeHeight="15" behindDoc="0" locked="0" layoutInCell="0" allowOverlap="1">
+          <wp:anchor distT="0" distB="0" distL="0" distR="0" simplePos="0" relativeHeight="14" behindDoc="0" locked="0" layoutInCell="0" allowOverlap="1">
             <wp:simplePos x="0" y="0"/>
             <wp:positionH relativeFrom="column">
               <wp:posOffset>0</wp:posOffset>
@@ -4729,6 +4565,7 @@
     <w:p>
       <w:pPr>
         <w:pStyle w:val="BodyText"/>
+        <w:spacing w:before="0" w:after="140"/>
         <w:rPr/>
       </w:pPr>
       <w:r>
@@ -4760,15 +4597,15 @@
         </w:tblCellMar>
       </w:tblPr>
       <w:tblGrid>
-        <w:gridCol w:w="3420"/>
-        <w:gridCol w:w="3549"/>
+        <w:gridCol w:w="3419"/>
+        <w:gridCol w:w="3550"/>
         <w:gridCol w:w="2669"/>
       </w:tblGrid>
       <w:tr>
         <w:trPr/>
         <w:tc>
           <w:tcPr>
-            <w:tcW w:w="3420" w:type="dxa"/>
+            <w:tcW w:w="3419" w:type="dxa"/>
             <w:tcBorders>
               <w:top w:val="single" w:sz="6" w:space="0" w:color="000000"/>
               <w:bottom w:val="single" w:sz="4" w:space="0" w:color="000000"/>
@@ -4789,7 +4626,7 @@
         </w:tc>
         <w:tc>
           <w:tcPr>
-            <w:tcW w:w="3549" w:type="dxa"/>
+            <w:tcW w:w="3550" w:type="dxa"/>
             <w:tcBorders>
               <w:top w:val="single" w:sz="6" w:space="0" w:color="000000"/>
               <w:bottom w:val="single" w:sz="4" w:space="0" w:color="000000"/>
@@ -4854,7 +4691,7 @@
         <w:trPr/>
         <w:tc>
           <w:tcPr>
-            <w:tcW w:w="3420" w:type="dxa"/>
+            <w:tcW w:w="3419" w:type="dxa"/>
             <w:tcBorders>
               <w:top w:val="single" w:sz="4" w:space="0" w:color="000000"/>
             </w:tcBorders>
@@ -4874,7 +4711,7 @@
         </w:tc>
         <w:tc>
           <w:tcPr>
-            <w:tcW w:w="3549" w:type="dxa"/>
+            <w:tcW w:w="3550" w:type="dxa"/>
             <w:tcBorders>
               <w:top w:val="single" w:sz="4" w:space="0" w:color="000000"/>
             </w:tcBorders>
@@ -4917,7 +4754,7 @@
         <w:trPr/>
         <w:tc>
           <w:tcPr>
-            <w:tcW w:w="3420" w:type="dxa"/>
+            <w:tcW w:w="3419" w:type="dxa"/>
             <w:tcBorders/>
             <w:vAlign w:val="center"/>
           </w:tcPr>
@@ -4935,7 +4772,7 @@
         </w:tc>
         <w:tc>
           <w:tcPr>
-            <w:tcW w:w="3549" w:type="dxa"/>
+            <w:tcW w:w="3550" w:type="dxa"/>
             <w:tcBorders/>
             <w:vAlign w:val="center"/>
           </w:tcPr>
@@ -4974,7 +4811,7 @@
         <w:trPr/>
         <w:tc>
           <w:tcPr>
-            <w:tcW w:w="3420" w:type="dxa"/>
+            <w:tcW w:w="3419" w:type="dxa"/>
             <w:tcBorders/>
             <w:vAlign w:val="center"/>
           </w:tcPr>
@@ -4992,7 +4829,7 @@
         </w:tc>
         <w:tc>
           <w:tcPr>
-            <w:tcW w:w="3549" w:type="dxa"/>
+            <w:tcW w:w="3550" w:type="dxa"/>
             <w:tcBorders/>
             <w:vAlign w:val="center"/>
           </w:tcPr>
@@ -5031,7 +4868,7 @@
         <w:trPr/>
         <w:tc>
           <w:tcPr>
-            <w:tcW w:w="3420" w:type="dxa"/>
+            <w:tcW w:w="3419" w:type="dxa"/>
             <w:tcBorders/>
             <w:vAlign w:val="center"/>
           </w:tcPr>
@@ -5049,7 +4886,7 @@
         </w:tc>
         <w:tc>
           <w:tcPr>
-            <w:tcW w:w="3549" w:type="dxa"/>
+            <w:tcW w:w="3550" w:type="dxa"/>
             <w:tcBorders/>
             <w:vAlign w:val="center"/>
           </w:tcPr>
@@ -5088,7 +4925,7 @@
         <w:trPr/>
         <w:tc>
           <w:tcPr>
-            <w:tcW w:w="3420" w:type="dxa"/>
+            <w:tcW w:w="3419" w:type="dxa"/>
             <w:tcBorders/>
             <w:vAlign w:val="center"/>
           </w:tcPr>
@@ -5106,7 +4943,7 @@
         </w:tc>
         <w:tc>
           <w:tcPr>
-            <w:tcW w:w="3549" w:type="dxa"/>
+            <w:tcW w:w="3550" w:type="dxa"/>
             <w:tcBorders/>
             <w:vAlign w:val="center"/>
           </w:tcPr>
@@ -5145,7 +4982,7 @@
         <w:trPr/>
         <w:tc>
           <w:tcPr>
-            <w:tcW w:w="3420" w:type="dxa"/>
+            <w:tcW w:w="3419" w:type="dxa"/>
             <w:tcBorders>
               <w:bottom w:val="single" w:sz="6" w:space="0" w:color="000000"/>
             </w:tcBorders>
@@ -5165,7 +5002,7 @@
         </w:tc>
         <w:tc>
           <w:tcPr>
-            <w:tcW w:w="3549" w:type="dxa"/>
+            <w:tcW w:w="3550" w:type="dxa"/>
             <w:tcBorders>
               <w:bottom w:val="single" w:sz="6" w:space="0" w:color="000000"/>
             </w:tcBorders>
@@ -5229,6 +5066,7 @@
     <w:p>
       <w:pPr>
         <w:pStyle w:val="BodyText"/>
+        <w:spacing w:before="0" w:after="140"/>
         <w:rPr/>
       </w:pPr>
       <w:r>
@@ -5260,8 +5098,8 @@
         </w:tblCellMar>
       </w:tblPr>
       <w:tblGrid>
-        <w:gridCol w:w="2181"/>
-        <w:gridCol w:w="3686"/>
+        <w:gridCol w:w="2180"/>
+        <w:gridCol w:w="3687"/>
         <w:gridCol w:w="3770"/>
       </w:tblGrid>
       <w:tr>
@@ -5270,7 +5108,7 @@
         </w:trPr>
         <w:tc>
           <w:tcPr>
-            <w:tcW w:w="2181" w:type="dxa"/>
+            <w:tcW w:w="2180" w:type="dxa"/>
             <w:tcBorders>
               <w:top w:val="single" w:sz="6" w:space="0" w:color="000000"/>
               <w:bottom w:val="single" w:sz="4" w:space="0" w:color="000000"/>
@@ -5291,7 +5129,7 @@
         </w:tc>
         <w:tc>
           <w:tcPr>
-            <w:tcW w:w="3686" w:type="dxa"/>
+            <w:tcW w:w="3687" w:type="dxa"/>
             <w:tcBorders>
               <w:top w:val="single" w:sz="6" w:space="0" w:color="000000"/>
               <w:bottom w:val="single" w:sz="4" w:space="0" w:color="000000"/>
@@ -5336,7 +5174,7 @@
         <w:trPr/>
         <w:tc>
           <w:tcPr>
-            <w:tcW w:w="2181" w:type="dxa"/>
+            <w:tcW w:w="2180" w:type="dxa"/>
             <w:tcBorders>
               <w:top w:val="single" w:sz="4" w:space="0" w:color="000000"/>
             </w:tcBorders>
@@ -5356,7 +5194,7 @@
         </w:tc>
         <w:tc>
           <w:tcPr>
-            <w:tcW w:w="3686" w:type="dxa"/>
+            <w:tcW w:w="3687" w:type="dxa"/>
             <w:tcBorders>
               <w:top w:val="single" w:sz="4" w:space="0" w:color="000000"/>
             </w:tcBorders>
@@ -5397,7 +5235,7 @@
         <w:trPr/>
         <w:tc>
           <w:tcPr>
-            <w:tcW w:w="2181" w:type="dxa"/>
+            <w:tcW w:w="2180" w:type="dxa"/>
             <w:tcBorders/>
             <w:vAlign w:val="center"/>
           </w:tcPr>
@@ -5415,7 +5253,7 @@
         </w:tc>
         <w:tc>
           <w:tcPr>
-            <w:tcW w:w="3686" w:type="dxa"/>
+            <w:tcW w:w="3687" w:type="dxa"/>
             <w:tcBorders/>
             <w:vAlign w:val="center"/>
           </w:tcPr>
@@ -5454,7 +5292,7 @@
         <w:trPr/>
         <w:tc>
           <w:tcPr>
-            <w:tcW w:w="2181" w:type="dxa"/>
+            <w:tcW w:w="2180" w:type="dxa"/>
             <w:tcBorders/>
             <w:vAlign w:val="center"/>
           </w:tcPr>
@@ -5472,7 +5310,7 @@
         </w:tc>
         <w:tc>
           <w:tcPr>
-            <w:tcW w:w="3686" w:type="dxa"/>
+            <w:tcW w:w="3687" w:type="dxa"/>
             <w:tcBorders/>
             <w:vAlign w:val="center"/>
           </w:tcPr>
@@ -5511,7 +5349,7 @@
         <w:trPr/>
         <w:tc>
           <w:tcPr>
-            <w:tcW w:w="2181" w:type="dxa"/>
+            <w:tcW w:w="2180" w:type="dxa"/>
             <w:tcBorders/>
             <w:vAlign w:val="center"/>
           </w:tcPr>
@@ -5529,7 +5367,7 @@
         </w:tc>
         <w:tc>
           <w:tcPr>
-            <w:tcW w:w="3686" w:type="dxa"/>
+            <w:tcW w:w="3687" w:type="dxa"/>
             <w:tcBorders/>
             <w:vAlign w:val="center"/>
           </w:tcPr>
@@ -5568,7 +5406,7 @@
         <w:trPr/>
         <w:tc>
           <w:tcPr>
-            <w:tcW w:w="2181" w:type="dxa"/>
+            <w:tcW w:w="2180" w:type="dxa"/>
             <w:tcBorders/>
             <w:vAlign w:val="center"/>
           </w:tcPr>
@@ -5586,7 +5424,7 @@
         </w:tc>
         <w:tc>
           <w:tcPr>
-            <w:tcW w:w="3686" w:type="dxa"/>
+            <w:tcW w:w="3687" w:type="dxa"/>
             <w:tcBorders/>
             <w:vAlign w:val="center"/>
           </w:tcPr>
@@ -5625,7 +5463,7 @@
         <w:trPr/>
         <w:tc>
           <w:tcPr>
-            <w:tcW w:w="2181" w:type="dxa"/>
+            <w:tcW w:w="2180" w:type="dxa"/>
             <w:tcBorders/>
             <w:vAlign w:val="center"/>
           </w:tcPr>
@@ -5643,7 +5481,7 @@
         </w:tc>
         <w:tc>
           <w:tcPr>
-            <w:tcW w:w="3686" w:type="dxa"/>
+            <w:tcW w:w="3687" w:type="dxa"/>
             <w:tcBorders/>
             <w:vAlign w:val="center"/>
           </w:tcPr>
@@ -5682,7 +5520,7 @@
         <w:trPr/>
         <w:tc>
           <w:tcPr>
-            <w:tcW w:w="2181" w:type="dxa"/>
+            <w:tcW w:w="2180" w:type="dxa"/>
             <w:tcBorders/>
             <w:vAlign w:val="center"/>
           </w:tcPr>
@@ -5700,7 +5538,7 @@
         </w:tc>
         <w:tc>
           <w:tcPr>
-            <w:tcW w:w="3686" w:type="dxa"/>
+            <w:tcW w:w="3687" w:type="dxa"/>
             <w:tcBorders/>
             <w:vAlign w:val="center"/>
           </w:tcPr>
@@ -5739,7 +5577,7 @@
         <w:trPr/>
         <w:tc>
           <w:tcPr>
-            <w:tcW w:w="2181" w:type="dxa"/>
+            <w:tcW w:w="2180" w:type="dxa"/>
             <w:tcBorders/>
             <w:vAlign w:val="center"/>
           </w:tcPr>
@@ -5757,7 +5595,7 @@
         </w:tc>
         <w:tc>
           <w:tcPr>
-            <w:tcW w:w="3686" w:type="dxa"/>
+            <w:tcW w:w="3687" w:type="dxa"/>
             <w:tcBorders/>
             <w:vAlign w:val="center"/>
           </w:tcPr>
@@ -5796,7 +5634,7 @@
         <w:trPr/>
         <w:tc>
           <w:tcPr>
-            <w:tcW w:w="2181" w:type="dxa"/>
+            <w:tcW w:w="2180" w:type="dxa"/>
             <w:tcBorders/>
             <w:vAlign w:val="center"/>
           </w:tcPr>
@@ -5814,7 +5652,7 @@
         </w:tc>
         <w:tc>
           <w:tcPr>
-            <w:tcW w:w="3686" w:type="dxa"/>
+            <w:tcW w:w="3687" w:type="dxa"/>
             <w:tcBorders/>
             <w:vAlign w:val="center"/>
           </w:tcPr>
@@ -5853,7 +5691,7 @@
         <w:trPr/>
         <w:tc>
           <w:tcPr>
-            <w:tcW w:w="2181" w:type="dxa"/>
+            <w:tcW w:w="2180" w:type="dxa"/>
             <w:tcBorders/>
             <w:vAlign w:val="center"/>
           </w:tcPr>
@@ -5871,7 +5709,7 @@
         </w:tc>
         <w:tc>
           <w:tcPr>
-            <w:tcW w:w="3686" w:type="dxa"/>
+            <w:tcW w:w="3687" w:type="dxa"/>
             <w:tcBorders/>
             <w:vAlign w:val="center"/>
           </w:tcPr>
@@ -5910,7 +5748,7 @@
         <w:trPr/>
         <w:tc>
           <w:tcPr>
-            <w:tcW w:w="2181" w:type="dxa"/>
+            <w:tcW w:w="2180" w:type="dxa"/>
             <w:tcBorders/>
             <w:vAlign w:val="center"/>
           </w:tcPr>
@@ -5928,7 +5766,7 @@
         </w:tc>
         <w:tc>
           <w:tcPr>
-            <w:tcW w:w="3686" w:type="dxa"/>
+            <w:tcW w:w="3687" w:type="dxa"/>
             <w:tcBorders/>
             <w:vAlign w:val="center"/>
           </w:tcPr>
@@ -5967,7 +5805,7 @@
         <w:trPr/>
         <w:tc>
           <w:tcPr>
-            <w:tcW w:w="2181" w:type="dxa"/>
+            <w:tcW w:w="2180" w:type="dxa"/>
             <w:tcBorders/>
             <w:vAlign w:val="center"/>
           </w:tcPr>
@@ -5985,7 +5823,7 @@
         </w:tc>
         <w:tc>
           <w:tcPr>
-            <w:tcW w:w="3686" w:type="dxa"/>
+            <w:tcW w:w="3687" w:type="dxa"/>
             <w:tcBorders/>
             <w:vAlign w:val="center"/>
           </w:tcPr>
@@ -6024,7 +5862,7 @@
         <w:trPr/>
         <w:tc>
           <w:tcPr>
-            <w:tcW w:w="2181" w:type="dxa"/>
+            <w:tcW w:w="2180" w:type="dxa"/>
             <w:tcBorders/>
             <w:vAlign w:val="center"/>
           </w:tcPr>
@@ -6042,7 +5880,7 @@
         </w:tc>
         <w:tc>
           <w:tcPr>
-            <w:tcW w:w="3686" w:type="dxa"/>
+            <w:tcW w:w="3687" w:type="dxa"/>
             <w:tcBorders/>
             <w:vAlign w:val="center"/>
           </w:tcPr>
@@ -6079,7 +5917,7 @@
         <w:trPr/>
         <w:tc>
           <w:tcPr>
-            <w:tcW w:w="2181" w:type="dxa"/>
+            <w:tcW w:w="2180" w:type="dxa"/>
             <w:tcBorders/>
             <w:vAlign w:val="center"/>
           </w:tcPr>
@@ -6097,7 +5935,7 @@
         </w:tc>
         <w:tc>
           <w:tcPr>
-            <w:tcW w:w="3686" w:type="dxa"/>
+            <w:tcW w:w="3687" w:type="dxa"/>
             <w:tcBorders/>
             <w:vAlign w:val="center"/>
           </w:tcPr>
@@ -6136,7 +5974,7 @@
         <w:trPr/>
         <w:tc>
           <w:tcPr>
-            <w:tcW w:w="2181" w:type="dxa"/>
+            <w:tcW w:w="2180" w:type="dxa"/>
             <w:tcBorders/>
             <w:vAlign w:val="center"/>
           </w:tcPr>
@@ -6154,7 +5992,7 @@
         </w:tc>
         <w:tc>
           <w:tcPr>
-            <w:tcW w:w="3686" w:type="dxa"/>
+            <w:tcW w:w="3687" w:type="dxa"/>
             <w:tcBorders/>
             <w:vAlign w:val="center"/>
           </w:tcPr>
@@ -6193,7 +6031,7 @@
         <w:trPr/>
         <w:tc>
           <w:tcPr>
-            <w:tcW w:w="2181" w:type="dxa"/>
+            <w:tcW w:w="2180" w:type="dxa"/>
             <w:tcBorders/>
             <w:vAlign w:val="center"/>
           </w:tcPr>
@@ -6211,7 +6049,7 @@
         </w:tc>
         <w:tc>
           <w:tcPr>
-            <w:tcW w:w="3686" w:type="dxa"/>
+            <w:tcW w:w="3687" w:type="dxa"/>
             <w:tcBorders/>
             <w:vAlign w:val="center"/>
           </w:tcPr>
@@ -6250,7 +6088,7 @@
         <w:trPr/>
         <w:tc>
           <w:tcPr>
-            <w:tcW w:w="2181" w:type="dxa"/>
+            <w:tcW w:w="2180" w:type="dxa"/>
             <w:tcBorders/>
             <w:vAlign w:val="center"/>
           </w:tcPr>
@@ -6268,7 +6106,7 @@
         </w:tc>
         <w:tc>
           <w:tcPr>
-            <w:tcW w:w="3686" w:type="dxa"/>
+            <w:tcW w:w="3687" w:type="dxa"/>
             <w:tcBorders/>
             <w:vAlign w:val="center"/>
           </w:tcPr>
@@ -6307,7 +6145,7 @@
         <w:trPr/>
         <w:tc>
           <w:tcPr>
-            <w:tcW w:w="2181" w:type="dxa"/>
+            <w:tcW w:w="2180" w:type="dxa"/>
             <w:tcBorders/>
             <w:vAlign w:val="center"/>
           </w:tcPr>
@@ -6325,7 +6163,7 @@
         </w:tc>
         <w:tc>
           <w:tcPr>
-            <w:tcW w:w="3686" w:type="dxa"/>
+            <w:tcW w:w="3687" w:type="dxa"/>
             <w:tcBorders/>
             <w:vAlign w:val="center"/>
           </w:tcPr>
@@ -6364,7 +6202,7 @@
         <w:trPr/>
         <w:tc>
           <w:tcPr>
-            <w:tcW w:w="2181" w:type="dxa"/>
+            <w:tcW w:w="2180" w:type="dxa"/>
             <w:tcBorders>
               <w:bottom w:val="single" w:sz="6" w:space="0" w:color="000000"/>
             </w:tcBorders>
@@ -6384,7 +6222,7 @@
         </w:tc>
         <w:tc>
           <w:tcPr>
-            <w:tcW w:w="3686" w:type="dxa"/>
+            <w:tcW w:w="3687" w:type="dxa"/>
             <w:tcBorders>
               <w:bottom w:val="single" w:sz="6" w:space="0" w:color="000000"/>
             </w:tcBorders>
@@ -6431,6 +6269,7 @@
           <w:ilvl w:val="0"/>
           <w:numId w:val="0"/>
         </w:numPr>
+        <w:ind w:hanging="0" w:start="0"/>
         <w:jc w:val="both"/>
         <w:rPr/>
       </w:pPr>
@@ -6444,6 +6283,11 @@
     <w:p>
       <w:pPr>
         <w:pStyle w:val="Heading2"/>
+        <w:numPr>
+          <w:ilvl w:val="1"/>
+          <w:numId w:val="1"/>
+        </w:numPr>
+        <w:spacing w:before="0" w:after="120"/>
         <w:ind w:hanging="0" w:start="0"/>
         <w:rPr/>
       </w:pPr>
@@ -6459,7 +6303,7 @@
       </w:pPr>
       <w:r>
         <w:drawing>
-          <wp:anchor distT="0" distB="0" distL="0" distR="0" simplePos="0" relativeHeight="34" behindDoc="0" locked="0" layoutInCell="0" allowOverlap="1">
+          <wp:anchor distT="0" distB="0" distL="0" distR="0" simplePos="0" relativeHeight="32" behindDoc="0" locked="0" layoutInCell="0" allowOverlap="1">
             <wp:simplePos x="0" y="0"/>
             <wp:positionH relativeFrom="column">
               <wp:align>center</wp:align>
@@ -6605,11 +6449,8 @@
         <w:t xml:space="preserve">Figure J </w:t>
       </w:r>
       <w:r>
-        <w:rPr>
-          <w:color w:val="000000"/>
-        </w:rPr>
         <w:drawing>
-          <wp:anchor distT="0" distB="0" distL="0" distR="0" simplePos="0" relativeHeight="16" behindDoc="0" locked="0" layoutInCell="0" allowOverlap="1">
+          <wp:anchor distT="0" distB="0" distL="0" distR="0" simplePos="0" relativeHeight="15" behindDoc="0" locked="0" layoutInCell="0" allowOverlap="1">
             <wp:simplePos x="0" y="0"/>
             <wp:positionH relativeFrom="column">
               <wp:posOffset>0</wp:posOffset>
@@ -6676,11 +6517,8 @@
         <w:t xml:space="preserve">Figure K </w:t>
       </w:r>
       <w:r>
-        <w:rPr>
-          <w:color w:val="000000"/>
-        </w:rPr>
         <w:drawing>
-          <wp:anchor distT="0" distB="0" distL="0" distR="0" simplePos="0" relativeHeight="17" behindDoc="0" locked="0" layoutInCell="0" allowOverlap="1">
+          <wp:anchor distT="0" distB="0" distL="0" distR="0" simplePos="0" relativeHeight="16" behindDoc="0" locked="0" layoutInCell="0" allowOverlap="1">
             <wp:simplePos x="0" y="0"/>
             <wp:positionH relativeFrom="column">
               <wp:posOffset>0</wp:posOffset>
@@ -6766,11 +6604,8 @@
         <w:t xml:space="preserve">Figure L </w:t>
       </w:r>
       <w:r>
-        <w:rPr>
-          <w:color w:val="000000"/>
-        </w:rPr>
         <w:drawing>
-          <wp:anchor distT="0" distB="0" distL="0" distR="0" simplePos="0" relativeHeight="18" behindDoc="0" locked="0" layoutInCell="0" allowOverlap="1">
+          <wp:anchor distT="0" distB="0" distL="0" distR="0" simplePos="0" relativeHeight="17" behindDoc="0" locked="0" layoutInCell="0" allowOverlap="1">
             <wp:simplePos x="0" y="0"/>
             <wp:positionH relativeFrom="column">
               <wp:posOffset>0</wp:posOffset>
@@ -6923,11 +6758,8 @@
         <w:t>Dendrogram</w:t>
       </w:r>
       <w:r>
-        <w:rPr>
-          <w:color w:val="000000"/>
-        </w:rPr>
         <w:drawing>
-          <wp:anchor distT="0" distB="0" distL="0" distR="0" simplePos="0" relativeHeight="19" behindDoc="0" locked="0" layoutInCell="0" allowOverlap="1">
+          <wp:anchor distT="0" distB="0" distL="0" distR="0" simplePos="0" relativeHeight="18" behindDoc="0" locked="0" layoutInCell="0" allowOverlap="1">
             <wp:simplePos x="0" y="0"/>
             <wp:positionH relativeFrom="column">
               <wp:posOffset>0</wp:posOffset>
@@ -6973,7 +6805,7 @@
           </wp:anchor>
         </w:drawing>
         <w:drawing>
-          <wp:anchor distT="0" distB="0" distL="0" distR="0" simplePos="0" relativeHeight="22" behindDoc="0" locked="0" layoutInCell="0" allowOverlap="1">
+          <wp:anchor distT="0" distB="0" distL="0" distR="0" simplePos="0" relativeHeight="21" behindDoc="0" locked="0" layoutInCell="0" allowOverlap="1">
             <wp:simplePos x="0" y="0"/>
             <wp:positionH relativeFrom="column">
               <wp:posOffset>0</wp:posOffset>
@@ -7102,6 +6934,10 @@
     <w:p>
       <w:pPr>
         <w:pStyle w:val="Heading2"/>
+        <w:numPr>
+          <w:ilvl w:val="1"/>
+          <w:numId w:val="1"/>
+        </w:numPr>
         <w:spacing w:lineRule="auto" w:line="360"/>
         <w:ind w:hanging="0" w:start="0"/>
         <w:rPr/>
@@ -7159,7 +6995,7 @@
       <w:r>
         <w:rPr/>
         <w:drawing>
-          <wp:anchor distT="0" distB="0" distL="0" distR="0" simplePos="0" relativeHeight="25" behindDoc="0" locked="0" layoutInCell="0" allowOverlap="1">
+          <wp:anchor distT="0" distB="0" distL="0" distR="0" simplePos="0" relativeHeight="24" behindDoc="0" locked="0" layoutInCell="0" allowOverlap="1">
             <wp:simplePos x="0" y="0"/>
             <wp:positionH relativeFrom="column">
               <wp:posOffset>0</wp:posOffset>
@@ -7278,11 +7114,8 @@
         <w:t xml:space="preserve">Figure RDA2 </w:t>
       </w:r>
       <w:r>
-        <w:rPr>
-          <w:color w:val="000000"/>
-        </w:rPr>
         <w:drawing>
-          <wp:anchor distT="0" distB="0" distL="0" distR="0" simplePos="0" relativeHeight="26" behindDoc="0" locked="0" layoutInCell="0" allowOverlap="1">
+          <wp:anchor distT="0" distB="0" distL="0" distR="0" simplePos="0" relativeHeight="25" behindDoc="0" locked="0" layoutInCell="0" allowOverlap="1">
             <wp:simplePos x="0" y="0"/>
             <wp:positionH relativeFrom="column">
               <wp:posOffset>0</wp:posOffset>
@@ -7341,6 +7174,7 @@
     <w:p>
       <w:pPr>
         <w:pStyle w:val="BodyText"/>
+        <w:spacing w:before="0" w:after="140"/>
         <w:rPr/>
       </w:pPr>
       <w:r>
@@ -7366,7 +7200,7 @@
       <w:r>
         <w:rPr/>
         <w:drawing>
-          <wp:anchor distT="0" distB="0" distL="0" distR="0" simplePos="0" relativeHeight="28" behindDoc="0" locked="0" layoutInCell="0" allowOverlap="1">
+          <wp:anchor distT="0" distB="0" distL="0" distR="0" simplePos="0" relativeHeight="27" behindDoc="0" locked="0" layoutInCell="0" allowOverlap="1">
             <wp:simplePos x="0" y="0"/>
             <wp:positionH relativeFrom="column">
               <wp:posOffset>0</wp:posOffset>
@@ -7412,7 +7246,7 @@
           </wp:anchor>
         </w:drawing>
         <w:drawing>
-          <wp:anchor distT="0" distB="0" distL="0" distR="0" simplePos="0" relativeHeight="30" behindDoc="0" locked="0" layoutInCell="0" allowOverlap="1">
+          <wp:anchor distT="0" distB="0" distL="0" distR="0" simplePos="0" relativeHeight="29" behindDoc="0" locked="0" layoutInCell="0" allowOverlap="1">
             <wp:simplePos x="0" y="0"/>
             <wp:positionH relativeFrom="column">
               <wp:posOffset>0</wp:posOffset>
@@ -7465,6 +7299,7 @@
     <w:p>
       <w:pPr>
         <w:pStyle w:val="BodyText"/>
+        <w:spacing w:before="0" w:after="140"/>
         <w:rPr/>
       </w:pPr>
       <w:r>
@@ -7472,7 +7307,7 @@
         <mc:AlternateContent>
           <mc:Choice Requires="wps">
             <w:drawing>
-              <wp:anchor distT="0" distB="0" distL="0" distR="0" simplePos="0" relativeHeight="20" behindDoc="0" locked="0" layoutInCell="1" allowOverlap="1">
+              <wp:anchor distT="0" distB="0" distL="0" distR="0" simplePos="0" relativeHeight="19" behindDoc="0" locked="0" layoutInCell="1" allowOverlap="1">
                 <wp:simplePos x="0" y="0"/>
                 <wp:positionH relativeFrom="column">
                   <wp:posOffset>-340995</wp:posOffset>
@@ -7511,7 +7346,7 @@
                         <w:txbxContent>
                           <w:p>
                             <w:pPr>
-                              <w:pStyle w:val="FrameContents"/>
+                              <w:pStyle w:val="FrameContentsuser"/>
                               <w:jc w:val="start"/>
                               <w:rPr/>
                             </w:pPr>
@@ -7542,7 +7377,7 @@
                   <w:txbxContent>
                     <w:p>
                       <w:pPr>
-                        <w:pStyle w:val="FrameContents"/>
+                        <w:pStyle w:val="FrameContentsuser"/>
                         <w:jc w:val="start"/>
                         <w:rPr/>
                       </w:pPr>
@@ -7563,7 +7398,7 @@
         <mc:AlternateContent>
           <mc:Choice Requires="wps">
             <w:drawing>
-              <wp:anchor distT="0" distB="0" distL="0" distR="0" simplePos="0" relativeHeight="23" behindDoc="0" locked="0" layoutInCell="1" allowOverlap="1">
+              <wp:anchor distT="0" distB="0" distL="0" distR="0" simplePos="0" relativeHeight="22" behindDoc="0" locked="0" layoutInCell="1" allowOverlap="1">
                 <wp:simplePos x="0" y="0"/>
                 <wp:positionH relativeFrom="column">
                   <wp:posOffset>-340995</wp:posOffset>
@@ -7602,7 +7437,7 @@
                         <w:txbxContent>
                           <w:p>
                             <w:pPr>
-                              <w:pStyle w:val="FrameContents"/>
+                              <w:pStyle w:val="FrameContentsuser"/>
                               <w:jc w:val="start"/>
                               <w:rPr/>
                             </w:pPr>
@@ -7633,7 +7468,7 @@
                   <w:txbxContent>
                     <w:p>
                       <w:pPr>
-                        <w:pStyle w:val="FrameContents"/>
+                        <w:pStyle w:val="FrameContentsuser"/>
                         <w:jc w:val="start"/>
                         <w:rPr/>
                       </w:pPr>
@@ -7668,17 +7503,17 @@
         </w:tblCellMar>
       </w:tblPr>
       <w:tblGrid>
-        <w:gridCol w:w="2505"/>
-        <w:gridCol w:w="1748"/>
+        <w:gridCol w:w="2504"/>
+        <w:gridCol w:w="1749"/>
         <w:gridCol w:w="1890"/>
-        <w:gridCol w:w="1746"/>
-        <w:gridCol w:w="1749"/>
+        <w:gridCol w:w="1745"/>
+        <w:gridCol w:w="1750"/>
       </w:tblGrid>
       <w:tr>
         <w:trPr/>
         <w:tc>
           <w:tcPr>
-            <w:tcW w:w="2505" w:type="dxa"/>
+            <w:tcW w:w="2504" w:type="dxa"/>
             <w:tcBorders>
               <w:top w:val="single" w:sz="6" w:space="0" w:color="000000"/>
               <w:bottom w:val="single" w:sz="4" w:space="0" w:color="000000"/>
@@ -7688,7 +7523,6 @@
           <w:p>
             <w:pPr>
               <w:pStyle w:val="Normal"/>
-              <w:pBdr/>
               <w:spacing w:lineRule="auto" w:line="360" w:before="0" w:after="140"/>
               <w:jc w:val="start"/>
               <w:rPr>
@@ -7705,7 +7539,7 @@
         </w:tc>
         <w:tc>
           <w:tcPr>
-            <w:tcW w:w="1748" w:type="dxa"/>
+            <w:tcW w:w="1749" w:type="dxa"/>
             <w:tcBorders>
               <w:top w:val="single" w:sz="6" w:space="0" w:color="000000"/>
               <w:bottom w:val="single" w:sz="4" w:space="0" w:color="000000"/>
@@ -7715,7 +7549,6 @@
           <w:p>
             <w:pPr>
               <w:pStyle w:val="Normal"/>
-              <w:pBdr/>
               <w:spacing w:lineRule="auto" w:line="360" w:before="0" w:after="140"/>
               <w:jc w:val="center"/>
               <w:rPr>
@@ -7732,7 +7565,6 @@
           <w:p>
             <w:pPr>
               <w:pStyle w:val="Normal"/>
-              <w:pBdr/>
               <w:spacing w:lineRule="auto" w:line="360" w:before="0" w:after="140"/>
               <w:jc w:val="center"/>
               <w:rPr>
@@ -7759,7 +7591,6 @@
           <w:p>
             <w:pPr>
               <w:pStyle w:val="Normal"/>
-              <w:pBdr/>
               <w:spacing w:lineRule="auto" w:line="360" w:before="0" w:after="140"/>
               <w:jc w:val="center"/>
               <w:rPr>
@@ -7776,7 +7607,6 @@
           <w:p>
             <w:pPr>
               <w:pStyle w:val="Normal"/>
-              <w:pBdr/>
               <w:spacing w:lineRule="auto" w:line="360" w:before="0" w:after="140"/>
               <w:jc w:val="center"/>
               <w:rPr>
@@ -7793,7 +7623,7 @@
         </w:tc>
         <w:tc>
           <w:tcPr>
-            <w:tcW w:w="1746" w:type="dxa"/>
+            <w:tcW w:w="1745" w:type="dxa"/>
             <w:tcBorders>
               <w:top w:val="single" w:sz="6" w:space="0" w:color="000000"/>
               <w:bottom w:val="single" w:sz="4" w:space="0" w:color="000000"/>
@@ -7803,7 +7633,6 @@
           <w:p>
             <w:pPr>
               <w:pStyle w:val="Normal"/>
-              <w:pBdr/>
               <w:spacing w:lineRule="auto" w:line="360" w:before="0" w:after="140"/>
               <w:jc w:val="center"/>
               <w:rPr>
@@ -7820,7 +7649,6 @@
           <w:p>
             <w:pPr>
               <w:pStyle w:val="Normal"/>
-              <w:pBdr/>
               <w:spacing w:lineRule="auto" w:line="360" w:before="0" w:after="140"/>
               <w:jc w:val="center"/>
               <w:rPr>
@@ -7837,7 +7665,7 @@
         </w:tc>
         <w:tc>
           <w:tcPr>
-            <w:tcW w:w="1749" w:type="dxa"/>
+            <w:tcW w:w="1750" w:type="dxa"/>
             <w:tcBorders>
               <w:top w:val="single" w:sz="6" w:space="0" w:color="000000"/>
               <w:bottom w:val="single" w:sz="4" w:space="0" w:color="000000"/>
@@ -7847,7 +7675,6 @@
           <w:p>
             <w:pPr>
               <w:pStyle w:val="Normal"/>
-              <w:pBdr/>
               <w:spacing w:lineRule="auto" w:line="360" w:before="0" w:after="140"/>
               <w:jc w:val="center"/>
               <w:rPr>
@@ -7864,7 +7691,6 @@
           <w:p>
             <w:pPr>
               <w:pStyle w:val="Normal"/>
-              <w:pBdr/>
               <w:spacing w:lineRule="auto" w:line="360" w:before="0" w:after="140"/>
               <w:jc w:val="center"/>
               <w:rPr>
@@ -7884,7 +7710,7 @@
         <w:trPr/>
         <w:tc>
           <w:tcPr>
-            <w:tcW w:w="2505" w:type="dxa"/>
+            <w:tcW w:w="2504" w:type="dxa"/>
             <w:tcBorders>
               <w:top w:val="single" w:sz="4" w:space="0" w:color="000000"/>
             </w:tcBorders>
@@ -7893,7 +7719,6 @@
           <w:p>
             <w:pPr>
               <w:pStyle w:val="Normal"/>
-              <w:pBdr/>
               <w:spacing w:lineRule="auto" w:line="360" w:before="0" w:after="140"/>
               <w:jc w:val="start"/>
               <w:rPr>
@@ -7910,7 +7735,7 @@
         </w:tc>
         <w:tc>
           <w:tcPr>
-            <w:tcW w:w="1748" w:type="dxa"/>
+            <w:tcW w:w="1749" w:type="dxa"/>
             <w:tcBorders>
               <w:top w:val="single" w:sz="4" w:space="0" w:color="000000"/>
             </w:tcBorders>
@@ -7919,7 +7744,6 @@
           <w:p>
             <w:pPr>
               <w:pStyle w:val="Normal"/>
-              <w:pBdr/>
               <w:spacing w:lineRule="auto" w:line="360" w:before="0" w:after="140"/>
               <w:jc w:val="center"/>
               <w:rPr>
@@ -7944,7 +7768,6 @@
           <w:p>
             <w:pPr>
               <w:pStyle w:val="Normal"/>
-              <w:pBdr/>
               <w:spacing w:lineRule="auto" w:line="360" w:before="0" w:after="140"/>
               <w:jc w:val="center"/>
               <w:rPr>
@@ -7960,7 +7783,7 @@
         </w:tc>
         <w:tc>
           <w:tcPr>
-            <w:tcW w:w="1746" w:type="dxa"/>
+            <w:tcW w:w="1745" w:type="dxa"/>
             <w:tcBorders>
               <w:top w:val="single" w:sz="4" w:space="0" w:color="000000"/>
             </w:tcBorders>
@@ -7969,7 +7792,6 @@
           <w:p>
             <w:pPr>
               <w:pStyle w:val="Normal"/>
-              <w:pBdr/>
               <w:spacing w:lineRule="auto" w:line="360" w:before="0" w:after="140"/>
               <w:jc w:val="center"/>
               <w:rPr>
@@ -7985,7 +7807,7 @@
         </w:tc>
         <w:tc>
           <w:tcPr>
-            <w:tcW w:w="1749" w:type="dxa"/>
+            <w:tcW w:w="1750" w:type="dxa"/>
             <w:tcBorders>
               <w:top w:val="single" w:sz="4" w:space="0" w:color="000000"/>
             </w:tcBorders>
@@ -7994,7 +7816,6 @@
           <w:p>
             <w:pPr>
               <w:pStyle w:val="Normal"/>
-              <w:pBdr/>
               <w:spacing w:lineRule="auto" w:line="360" w:before="0" w:after="140"/>
               <w:jc w:val="center"/>
               <w:rPr>
@@ -8013,14 +7834,13 @@
         <w:trPr/>
         <w:tc>
           <w:tcPr>
-            <w:tcW w:w="2505" w:type="dxa"/>
+            <w:tcW w:w="2504" w:type="dxa"/>
             <w:tcBorders/>
             <w:vAlign w:val="center"/>
           </w:tcPr>
           <w:p>
             <w:pPr>
               <w:pStyle w:val="Normal"/>
-              <w:pBdr/>
               <w:spacing w:lineRule="auto" w:line="360" w:before="0" w:after="140"/>
               <w:jc w:val="start"/>
               <w:rPr>
@@ -8037,14 +7857,13 @@
         </w:tc>
         <w:tc>
           <w:tcPr>
-            <w:tcW w:w="1748" w:type="dxa"/>
+            <w:tcW w:w="1749" w:type="dxa"/>
             <w:tcBorders/>
             <w:vAlign w:val="center"/>
           </w:tcPr>
           <w:p>
             <w:pPr>
               <w:pStyle w:val="Normal"/>
-              <w:pBdr/>
               <w:spacing w:lineRule="auto" w:line="360" w:before="0" w:after="140"/>
               <w:jc w:val="center"/>
               <w:rPr>
@@ -8068,7 +7887,6 @@
           <w:p>
             <w:pPr>
               <w:pStyle w:val="Normal"/>
-              <w:pBdr/>
               <w:spacing w:lineRule="auto" w:line="360" w:before="0" w:after="140"/>
               <w:jc w:val="center"/>
               <w:rPr>
@@ -8085,14 +7903,13 @@
         </w:tc>
         <w:tc>
           <w:tcPr>
-            <w:tcW w:w="1746" w:type="dxa"/>
+            <w:tcW w:w="1745" w:type="dxa"/>
             <w:tcBorders/>
             <w:vAlign w:val="center"/>
           </w:tcPr>
           <w:p>
             <w:pPr>
               <w:pStyle w:val="Normal"/>
-              <w:pBdr/>
               <w:spacing w:lineRule="auto" w:line="360" w:before="0" w:after="140"/>
               <w:jc w:val="center"/>
               <w:rPr>
@@ -8109,14 +7926,13 @@
         </w:tc>
         <w:tc>
           <w:tcPr>
-            <w:tcW w:w="1749" w:type="dxa"/>
+            <w:tcW w:w="1750" w:type="dxa"/>
             <w:tcBorders/>
             <w:vAlign w:val="center"/>
           </w:tcPr>
           <w:p>
             <w:pPr>
               <w:pStyle w:val="Normal"/>
-              <w:pBdr/>
               <w:spacing w:lineRule="auto" w:line="360" w:before="0" w:after="140"/>
               <w:jc w:val="center"/>
               <w:rPr>
@@ -8136,14 +7952,13 @@
         <w:trPr/>
         <w:tc>
           <w:tcPr>
-            <w:tcW w:w="2505" w:type="dxa"/>
+            <w:tcW w:w="2504" w:type="dxa"/>
             <w:tcBorders/>
             <w:vAlign w:val="center"/>
           </w:tcPr>
           <w:p>
             <w:pPr>
               <w:pStyle w:val="Normal"/>
-              <w:pBdr/>
               <w:spacing w:lineRule="auto" w:line="360" w:before="0" w:after="140"/>
               <w:jc w:val="start"/>
               <w:rPr>
@@ -8160,14 +7975,13 @@
         </w:tc>
         <w:tc>
           <w:tcPr>
-            <w:tcW w:w="1748" w:type="dxa"/>
+            <w:tcW w:w="1749" w:type="dxa"/>
             <w:tcBorders/>
             <w:vAlign w:val="center"/>
           </w:tcPr>
           <w:p>
             <w:pPr>
               <w:pStyle w:val="Normal"/>
-              <w:pBdr/>
               <w:spacing w:lineRule="auto" w:line="360" w:before="0" w:after="140"/>
               <w:jc w:val="center"/>
               <w:rPr>
@@ -8191,7 +8005,6 @@
           <w:p>
             <w:pPr>
               <w:pStyle w:val="Normal"/>
-              <w:pBdr/>
               <w:spacing w:lineRule="auto" w:line="360" w:before="0" w:after="140"/>
               <w:jc w:val="center"/>
               <w:rPr>
@@ -8208,14 +8021,13 @@
         </w:tc>
         <w:tc>
           <w:tcPr>
-            <w:tcW w:w="1746" w:type="dxa"/>
+            <w:tcW w:w="1745" w:type="dxa"/>
             <w:tcBorders/>
             <w:vAlign w:val="center"/>
           </w:tcPr>
           <w:p>
             <w:pPr>
               <w:pStyle w:val="Normal"/>
-              <w:pBdr/>
               <w:spacing w:lineRule="auto" w:line="360" w:before="0" w:after="140"/>
               <w:jc w:val="center"/>
               <w:rPr>
@@ -8232,14 +8044,13 @@
         </w:tc>
         <w:tc>
           <w:tcPr>
-            <w:tcW w:w="1749" w:type="dxa"/>
+            <w:tcW w:w="1750" w:type="dxa"/>
             <w:tcBorders/>
             <w:vAlign w:val="center"/>
           </w:tcPr>
           <w:p>
             <w:pPr>
               <w:pStyle w:val="Normal"/>
-              <w:pBdr/>
               <w:spacing w:lineRule="auto" w:line="360" w:before="0" w:after="140"/>
               <w:jc w:val="center"/>
               <w:rPr>
@@ -8259,14 +8070,13 @@
         <w:trPr/>
         <w:tc>
           <w:tcPr>
-            <w:tcW w:w="2505" w:type="dxa"/>
+            <w:tcW w:w="2504" w:type="dxa"/>
             <w:tcBorders/>
             <w:vAlign w:val="center"/>
           </w:tcPr>
           <w:p>
             <w:pPr>
               <w:pStyle w:val="Normal"/>
-              <w:pBdr/>
               <w:spacing w:lineRule="auto" w:line="360" w:before="0" w:after="140"/>
               <w:jc w:val="start"/>
               <w:rPr>
@@ -8283,14 +8093,13 @@
         </w:tc>
         <w:tc>
           <w:tcPr>
-            <w:tcW w:w="1748" w:type="dxa"/>
+            <w:tcW w:w="1749" w:type="dxa"/>
             <w:tcBorders/>
             <w:vAlign w:val="center"/>
           </w:tcPr>
           <w:p>
             <w:pPr>
               <w:pStyle w:val="Normal"/>
-              <w:pBdr/>
               <w:spacing w:lineRule="auto" w:line="360" w:before="0" w:after="140"/>
               <w:jc w:val="center"/>
               <w:rPr>
@@ -8314,7 +8123,6 @@
           <w:p>
             <w:pPr>
               <w:pStyle w:val="Normal"/>
-              <w:pBdr/>
               <w:spacing w:lineRule="auto" w:line="360" w:before="0" w:after="140"/>
               <w:jc w:val="center"/>
               <w:rPr>
@@ -8331,14 +8139,13 @@
         </w:tc>
         <w:tc>
           <w:tcPr>
-            <w:tcW w:w="1746" w:type="dxa"/>
+            <w:tcW w:w="1745" w:type="dxa"/>
             <w:tcBorders/>
             <w:vAlign w:val="center"/>
           </w:tcPr>
           <w:p>
             <w:pPr>
               <w:pStyle w:val="Normal"/>
-              <w:pBdr/>
               <w:spacing w:lineRule="auto" w:line="360" w:before="0" w:after="140"/>
               <w:jc w:val="center"/>
               <w:rPr>
@@ -8355,14 +8162,13 @@
         </w:tc>
         <w:tc>
           <w:tcPr>
-            <w:tcW w:w="1749" w:type="dxa"/>
+            <w:tcW w:w="1750" w:type="dxa"/>
             <w:tcBorders/>
             <w:vAlign w:val="center"/>
           </w:tcPr>
           <w:p>
             <w:pPr>
               <w:pStyle w:val="Normal"/>
-              <w:pBdr/>
               <w:spacing w:lineRule="auto" w:line="360" w:before="0" w:after="140"/>
               <w:jc w:val="center"/>
               <w:rPr>
@@ -8382,14 +8188,13 @@
         <w:trPr/>
         <w:tc>
           <w:tcPr>
-            <w:tcW w:w="2505" w:type="dxa"/>
+            <w:tcW w:w="2504" w:type="dxa"/>
             <w:tcBorders/>
             <w:vAlign w:val="center"/>
           </w:tcPr>
           <w:p>
             <w:pPr>
               <w:pStyle w:val="Normal"/>
-              <w:pBdr/>
               <w:spacing w:lineRule="auto" w:line="360" w:before="0" w:after="140"/>
               <w:jc w:val="start"/>
               <w:rPr>
@@ -8406,14 +8211,13 @@
         </w:tc>
         <w:tc>
           <w:tcPr>
-            <w:tcW w:w="1748" w:type="dxa"/>
+            <w:tcW w:w="1749" w:type="dxa"/>
             <w:tcBorders/>
             <w:vAlign w:val="center"/>
           </w:tcPr>
           <w:p>
             <w:pPr>
               <w:pStyle w:val="Normal"/>
-              <w:pBdr/>
               <w:spacing w:lineRule="auto" w:line="360" w:before="0" w:after="140"/>
               <w:jc w:val="center"/>
               <w:rPr>
@@ -8437,7 +8241,6 @@
           <w:p>
             <w:pPr>
               <w:pStyle w:val="Normal"/>
-              <w:pBdr/>
               <w:spacing w:lineRule="auto" w:line="360" w:before="0" w:after="140"/>
               <w:jc w:val="center"/>
               <w:rPr>
@@ -8454,14 +8257,13 @@
         </w:tc>
         <w:tc>
           <w:tcPr>
-            <w:tcW w:w="1746" w:type="dxa"/>
+            <w:tcW w:w="1745" w:type="dxa"/>
             <w:tcBorders/>
             <w:vAlign w:val="center"/>
           </w:tcPr>
           <w:p>
             <w:pPr>
               <w:pStyle w:val="Normal"/>
-              <w:pBdr/>
               <w:spacing w:lineRule="auto" w:line="360" w:before="0" w:after="140"/>
               <w:jc w:val="center"/>
               <w:rPr>
@@ -8478,14 +8280,13 @@
         </w:tc>
         <w:tc>
           <w:tcPr>
-            <w:tcW w:w="1749" w:type="dxa"/>
+            <w:tcW w:w="1750" w:type="dxa"/>
             <w:tcBorders/>
             <w:vAlign w:val="center"/>
           </w:tcPr>
           <w:p>
             <w:pPr>
               <w:pStyle w:val="Normal"/>
-              <w:pBdr/>
               <w:spacing w:lineRule="auto" w:line="360" w:before="0" w:after="140"/>
               <w:jc w:val="center"/>
               <w:rPr>
@@ -8505,14 +8306,13 @@
         <w:trPr/>
         <w:tc>
           <w:tcPr>
-            <w:tcW w:w="2505" w:type="dxa"/>
+            <w:tcW w:w="2504" w:type="dxa"/>
             <w:tcBorders/>
             <w:vAlign w:val="center"/>
           </w:tcPr>
           <w:p>
             <w:pPr>
               <w:pStyle w:val="Normal"/>
-              <w:pBdr/>
               <w:spacing w:lineRule="auto" w:line="360" w:before="0" w:after="140"/>
               <w:jc w:val="start"/>
               <w:rPr>
@@ -8529,14 +8329,13 @@
         </w:tc>
         <w:tc>
           <w:tcPr>
-            <w:tcW w:w="1748" w:type="dxa"/>
+            <w:tcW w:w="1749" w:type="dxa"/>
             <w:tcBorders/>
             <w:vAlign w:val="center"/>
           </w:tcPr>
           <w:p>
             <w:pPr>
               <w:pStyle w:val="Normal"/>
-              <w:pBdr/>
               <w:spacing w:lineRule="auto" w:line="360" w:before="0" w:after="140"/>
               <w:jc w:val="center"/>
               <w:rPr>
@@ -8560,7 +8359,6 @@
           <w:p>
             <w:pPr>
               <w:pStyle w:val="Normal"/>
-              <w:pBdr/>
               <w:spacing w:lineRule="auto" w:line="360" w:before="0" w:after="140"/>
               <w:jc w:val="center"/>
               <w:rPr>
@@ -8577,14 +8375,13 @@
         </w:tc>
         <w:tc>
           <w:tcPr>
-            <w:tcW w:w="1746" w:type="dxa"/>
+            <w:tcW w:w="1745" w:type="dxa"/>
             <w:tcBorders/>
             <w:vAlign w:val="center"/>
           </w:tcPr>
           <w:p>
             <w:pPr>
               <w:pStyle w:val="Normal"/>
-              <w:pBdr/>
               <w:spacing w:lineRule="auto" w:line="360" w:before="0" w:after="140"/>
               <w:jc w:val="center"/>
               <w:rPr>
@@ -8601,14 +8398,13 @@
         </w:tc>
         <w:tc>
           <w:tcPr>
-            <w:tcW w:w="1749" w:type="dxa"/>
+            <w:tcW w:w="1750" w:type="dxa"/>
             <w:tcBorders/>
             <w:vAlign w:val="center"/>
           </w:tcPr>
           <w:p>
             <w:pPr>
               <w:pStyle w:val="Normal"/>
-              <w:pBdr/>
               <w:spacing w:lineRule="auto" w:line="360" w:before="0" w:after="140"/>
               <w:jc w:val="center"/>
               <w:rPr>
@@ -8628,14 +8424,13 @@
         <w:trPr/>
         <w:tc>
           <w:tcPr>
-            <w:tcW w:w="2505" w:type="dxa"/>
+            <w:tcW w:w="2504" w:type="dxa"/>
             <w:tcBorders/>
             <w:vAlign w:val="center"/>
           </w:tcPr>
           <w:p>
             <w:pPr>
               <w:pStyle w:val="Normal"/>
-              <w:pBdr/>
               <w:spacing w:lineRule="auto" w:line="360" w:before="0" w:after="140"/>
               <w:jc w:val="start"/>
               <w:rPr>
@@ -8652,14 +8447,13 @@
         </w:tc>
         <w:tc>
           <w:tcPr>
-            <w:tcW w:w="1748" w:type="dxa"/>
+            <w:tcW w:w="1749" w:type="dxa"/>
             <w:tcBorders/>
             <w:vAlign w:val="center"/>
           </w:tcPr>
           <w:p>
             <w:pPr>
               <w:pStyle w:val="Normal"/>
-              <w:pBdr/>
               <w:spacing w:lineRule="auto" w:line="360" w:before="0" w:after="140"/>
               <w:jc w:val="center"/>
               <w:rPr>
@@ -8683,7 +8477,6 @@
           <w:p>
             <w:pPr>
               <w:pStyle w:val="Normal"/>
-              <w:pBdr/>
               <w:spacing w:lineRule="auto" w:line="360" w:before="0" w:after="140"/>
               <w:jc w:val="center"/>
               <w:rPr>
@@ -8700,14 +8493,13 @@
         </w:tc>
         <w:tc>
           <w:tcPr>
-            <w:tcW w:w="1746" w:type="dxa"/>
+            <w:tcW w:w="1745" w:type="dxa"/>
             <w:tcBorders/>
             <w:vAlign w:val="center"/>
           </w:tcPr>
           <w:p>
             <w:pPr>
               <w:pStyle w:val="Normal"/>
-              <w:pBdr/>
               <w:spacing w:lineRule="auto" w:line="360" w:before="0" w:after="140"/>
               <w:jc w:val="center"/>
               <w:rPr>
@@ -8724,14 +8516,13 @@
         </w:tc>
         <w:tc>
           <w:tcPr>
-            <w:tcW w:w="1749" w:type="dxa"/>
+            <w:tcW w:w="1750" w:type="dxa"/>
             <w:tcBorders/>
             <w:vAlign w:val="center"/>
           </w:tcPr>
           <w:p>
             <w:pPr>
               <w:pStyle w:val="Normal"/>
-              <w:pBdr/>
               <w:spacing w:lineRule="auto" w:line="360" w:before="0" w:after="140"/>
               <w:jc w:val="center"/>
               <w:rPr>
@@ -8751,14 +8542,13 @@
         <w:trPr/>
         <w:tc>
           <w:tcPr>
-            <w:tcW w:w="2505" w:type="dxa"/>
+            <w:tcW w:w="2504" w:type="dxa"/>
             <w:tcBorders/>
             <w:vAlign w:val="center"/>
           </w:tcPr>
           <w:p>
             <w:pPr>
               <w:pStyle w:val="Normal"/>
-              <w:pBdr/>
               <w:spacing w:lineRule="auto" w:line="360" w:before="0" w:after="140"/>
               <w:jc w:val="start"/>
               <w:rPr>
@@ -8775,14 +8565,13 @@
         </w:tc>
         <w:tc>
           <w:tcPr>
-            <w:tcW w:w="1748" w:type="dxa"/>
+            <w:tcW w:w="1749" w:type="dxa"/>
             <w:tcBorders/>
             <w:vAlign w:val="center"/>
           </w:tcPr>
           <w:p>
             <w:pPr>
               <w:pStyle w:val="Normal"/>
-              <w:pBdr/>
               <w:spacing w:lineRule="auto" w:line="360" w:before="0" w:after="140"/>
               <w:jc w:val="center"/>
               <w:rPr>
@@ -8806,7 +8595,6 @@
           <w:p>
             <w:pPr>
               <w:pStyle w:val="Normal"/>
-              <w:pBdr/>
               <w:spacing w:lineRule="auto" w:line="360" w:before="0" w:after="140"/>
               <w:jc w:val="center"/>
               <w:rPr>
@@ -8823,14 +8611,13 @@
         </w:tc>
         <w:tc>
           <w:tcPr>
-            <w:tcW w:w="1746" w:type="dxa"/>
+            <w:tcW w:w="1745" w:type="dxa"/>
             <w:tcBorders/>
             <w:vAlign w:val="center"/>
           </w:tcPr>
           <w:p>
             <w:pPr>
               <w:pStyle w:val="Normal"/>
-              <w:pBdr/>
               <w:spacing w:lineRule="auto" w:line="360" w:before="0" w:after="140"/>
               <w:jc w:val="center"/>
               <w:rPr>
@@ -8847,14 +8634,13 @@
         </w:tc>
         <w:tc>
           <w:tcPr>
-            <w:tcW w:w="1749" w:type="dxa"/>
+            <w:tcW w:w="1750" w:type="dxa"/>
             <w:tcBorders/>
             <w:vAlign w:val="center"/>
           </w:tcPr>
           <w:p>
             <w:pPr>
               <w:pStyle w:val="Normal"/>
-              <w:pBdr/>
               <w:spacing w:lineRule="auto" w:line="360" w:before="0" w:after="140"/>
               <w:jc w:val="center"/>
               <w:rPr>
@@ -8874,14 +8660,13 @@
         <w:trPr/>
         <w:tc>
           <w:tcPr>
-            <w:tcW w:w="2505" w:type="dxa"/>
+            <w:tcW w:w="2504" w:type="dxa"/>
             <w:tcBorders/>
             <w:vAlign w:val="center"/>
           </w:tcPr>
           <w:p>
             <w:pPr>
               <w:pStyle w:val="Normal"/>
-              <w:pBdr/>
               <w:spacing w:lineRule="auto" w:line="360" w:before="0" w:after="140"/>
               <w:jc w:val="start"/>
               <w:rPr>
@@ -8898,14 +8683,13 @@
         </w:tc>
         <w:tc>
           <w:tcPr>
-            <w:tcW w:w="1748" w:type="dxa"/>
+            <w:tcW w:w="1749" w:type="dxa"/>
             <w:tcBorders/>
             <w:vAlign w:val="center"/>
           </w:tcPr>
           <w:p>
             <w:pPr>
               <w:pStyle w:val="Normal"/>
-              <w:pBdr/>
               <w:spacing w:lineRule="auto" w:line="360" w:before="0" w:after="140"/>
               <w:jc w:val="center"/>
               <w:rPr>
@@ -8929,7 +8713,6 @@
           <w:p>
             <w:pPr>
               <w:pStyle w:val="Normal"/>
-              <w:pBdr/>
               <w:spacing w:lineRule="auto" w:line="360" w:before="0" w:after="140"/>
               <w:jc w:val="center"/>
               <w:rPr>
@@ -8946,14 +8729,13 @@
         </w:tc>
         <w:tc>
           <w:tcPr>
-            <w:tcW w:w="1746" w:type="dxa"/>
+            <w:tcW w:w="1745" w:type="dxa"/>
             <w:tcBorders/>
             <w:vAlign w:val="center"/>
           </w:tcPr>
           <w:p>
             <w:pPr>
               <w:pStyle w:val="Normal"/>
-              <w:pBdr/>
               <w:spacing w:lineRule="auto" w:line="360" w:before="0" w:after="140"/>
               <w:jc w:val="center"/>
               <w:rPr>
@@ -8970,14 +8752,13 @@
         </w:tc>
         <w:tc>
           <w:tcPr>
-            <w:tcW w:w="1749" w:type="dxa"/>
+            <w:tcW w:w="1750" w:type="dxa"/>
             <w:tcBorders/>
             <w:vAlign w:val="center"/>
           </w:tcPr>
           <w:p>
             <w:pPr>
               <w:pStyle w:val="Normal"/>
-              <w:pBdr/>
               <w:spacing w:lineRule="auto" w:line="360" w:before="0" w:after="140"/>
               <w:jc w:val="center"/>
               <w:rPr>
@@ -8997,14 +8778,13 @@
         <w:trPr/>
         <w:tc>
           <w:tcPr>
-            <w:tcW w:w="2505" w:type="dxa"/>
+            <w:tcW w:w="2504" w:type="dxa"/>
             <w:tcBorders/>
             <w:vAlign w:val="center"/>
           </w:tcPr>
           <w:p>
             <w:pPr>
               <w:pStyle w:val="Normal"/>
-              <w:pBdr/>
               <w:spacing w:lineRule="auto" w:line="360" w:before="0" w:after="140"/>
               <w:jc w:val="start"/>
               <w:rPr>
@@ -9021,14 +8801,13 @@
         </w:tc>
         <w:tc>
           <w:tcPr>
-            <w:tcW w:w="1748" w:type="dxa"/>
+            <w:tcW w:w="1749" w:type="dxa"/>
             <w:tcBorders/>
             <w:vAlign w:val="center"/>
           </w:tcPr>
           <w:p>
             <w:pPr>
               <w:pStyle w:val="Normal"/>
-              <w:pBdr/>
               <w:spacing w:lineRule="auto" w:line="360" w:before="0" w:after="140"/>
               <w:jc w:val="center"/>
               <w:rPr>
@@ -9052,7 +8831,6 @@
           <w:p>
             <w:pPr>
               <w:pStyle w:val="Normal"/>
-              <w:pBdr/>
               <w:spacing w:lineRule="auto" w:line="360" w:before="0" w:after="140"/>
               <w:jc w:val="center"/>
               <w:rPr>
@@ -9069,14 +8847,13 @@
         </w:tc>
         <w:tc>
           <w:tcPr>
-            <w:tcW w:w="1746" w:type="dxa"/>
+            <w:tcW w:w="1745" w:type="dxa"/>
             <w:tcBorders/>
             <w:vAlign w:val="center"/>
           </w:tcPr>
           <w:p>
             <w:pPr>
               <w:pStyle w:val="Normal"/>
-              <w:pBdr/>
               <w:spacing w:lineRule="auto" w:line="360" w:before="0" w:after="140"/>
               <w:jc w:val="center"/>
               <w:rPr>
@@ -9093,14 +8870,13 @@
         </w:tc>
         <w:tc>
           <w:tcPr>
-            <w:tcW w:w="1749" w:type="dxa"/>
+            <w:tcW w:w="1750" w:type="dxa"/>
             <w:tcBorders/>
             <w:vAlign w:val="center"/>
           </w:tcPr>
           <w:p>
             <w:pPr>
               <w:pStyle w:val="Normal"/>
-              <w:pBdr/>
               <w:spacing w:lineRule="auto" w:line="360" w:before="0" w:after="140"/>
               <w:jc w:val="center"/>
               <w:rPr>
@@ -9120,14 +8896,13 @@
         <w:trPr/>
         <w:tc>
           <w:tcPr>
-            <w:tcW w:w="2505" w:type="dxa"/>
+            <w:tcW w:w="2504" w:type="dxa"/>
             <w:tcBorders/>
             <w:vAlign w:val="center"/>
           </w:tcPr>
           <w:p>
             <w:pPr>
               <w:pStyle w:val="Normal"/>
-              <w:pBdr/>
               <w:spacing w:lineRule="auto" w:line="360" w:before="0" w:after="140"/>
               <w:jc w:val="start"/>
               <w:rPr>
@@ -9144,14 +8919,13 @@
         </w:tc>
         <w:tc>
           <w:tcPr>
-            <w:tcW w:w="1748" w:type="dxa"/>
+            <w:tcW w:w="1749" w:type="dxa"/>
             <w:tcBorders/>
             <w:vAlign w:val="center"/>
           </w:tcPr>
           <w:p>
             <w:pPr>
               <w:pStyle w:val="Normal"/>
-              <w:pBdr/>
               <w:spacing w:lineRule="auto" w:line="360" w:before="0" w:after="140"/>
               <w:jc w:val="center"/>
               <w:rPr>
@@ -9175,7 +8949,6 @@
           <w:p>
             <w:pPr>
               <w:pStyle w:val="Normal"/>
-              <w:pBdr/>
               <w:spacing w:lineRule="auto" w:line="360" w:before="0" w:after="140"/>
               <w:jc w:val="center"/>
               <w:rPr>
@@ -9192,14 +8965,13 @@
         </w:tc>
         <w:tc>
           <w:tcPr>
-            <w:tcW w:w="1746" w:type="dxa"/>
+            <w:tcW w:w="1745" w:type="dxa"/>
             <w:tcBorders/>
             <w:vAlign w:val="center"/>
           </w:tcPr>
           <w:p>
             <w:pPr>
               <w:pStyle w:val="Normal"/>
-              <w:pBdr/>
               <w:spacing w:lineRule="auto" w:line="360" w:before="0" w:after="140"/>
               <w:jc w:val="center"/>
               <w:rPr>
@@ -9216,14 +8988,13 @@
         </w:tc>
         <w:tc>
           <w:tcPr>
-            <w:tcW w:w="1749" w:type="dxa"/>
+            <w:tcW w:w="1750" w:type="dxa"/>
             <w:tcBorders/>
             <w:vAlign w:val="center"/>
           </w:tcPr>
           <w:p>
             <w:pPr>
               <w:pStyle w:val="Normal"/>
-              <w:pBdr/>
               <w:spacing w:lineRule="auto" w:line="360" w:before="0" w:after="140"/>
               <w:jc w:val="center"/>
               <w:rPr>
@@ -9243,14 +9014,13 @@
         <w:trPr/>
         <w:tc>
           <w:tcPr>
-            <w:tcW w:w="2505" w:type="dxa"/>
+            <w:tcW w:w="2504" w:type="dxa"/>
             <w:tcBorders/>
             <w:vAlign w:val="center"/>
           </w:tcPr>
           <w:p>
             <w:pPr>
               <w:pStyle w:val="Normal"/>
-              <w:pBdr/>
               <w:spacing w:lineRule="auto" w:line="360" w:before="0" w:after="140"/>
               <w:jc w:val="start"/>
               <w:rPr>
@@ -9267,14 +9037,13 @@
         </w:tc>
         <w:tc>
           <w:tcPr>
-            <w:tcW w:w="1748" w:type="dxa"/>
+            <w:tcW w:w="1749" w:type="dxa"/>
             <w:tcBorders/>
             <w:vAlign w:val="center"/>
           </w:tcPr>
           <w:p>
             <w:pPr>
               <w:pStyle w:val="Normal"/>
-              <w:pBdr/>
               <w:spacing w:lineRule="auto" w:line="360" w:before="0" w:after="140"/>
               <w:jc w:val="center"/>
               <w:rPr>
@@ -9298,7 +9067,6 @@
           <w:p>
             <w:pPr>
               <w:pStyle w:val="Normal"/>
-              <w:pBdr/>
               <w:spacing w:lineRule="auto" w:line="360" w:before="0" w:after="140"/>
               <w:jc w:val="center"/>
               <w:rPr>
@@ -9315,14 +9083,13 @@
         </w:tc>
         <w:tc>
           <w:tcPr>
-            <w:tcW w:w="1746" w:type="dxa"/>
+            <w:tcW w:w="1745" w:type="dxa"/>
             <w:tcBorders/>
             <w:vAlign w:val="center"/>
           </w:tcPr>
           <w:p>
             <w:pPr>
               <w:pStyle w:val="Normal"/>
-              <w:pBdr/>
               <w:spacing w:lineRule="auto" w:line="360" w:before="0" w:after="140"/>
               <w:jc w:val="center"/>
               <w:rPr>
@@ -9339,14 +9106,13 @@
         </w:tc>
         <w:tc>
           <w:tcPr>
-            <w:tcW w:w="1749" w:type="dxa"/>
+            <w:tcW w:w="1750" w:type="dxa"/>
             <w:tcBorders/>
             <w:vAlign w:val="center"/>
           </w:tcPr>
           <w:p>
             <w:pPr>
               <w:pStyle w:val="Normal"/>
-              <w:pBdr/>
               <w:spacing w:lineRule="auto" w:line="360" w:before="0" w:after="140"/>
               <w:jc w:val="center"/>
               <w:rPr>
@@ -9366,14 +9132,13 @@
         <w:trPr/>
         <w:tc>
           <w:tcPr>
-            <w:tcW w:w="2505" w:type="dxa"/>
+            <w:tcW w:w="2504" w:type="dxa"/>
             <w:tcBorders/>
             <w:vAlign w:val="center"/>
           </w:tcPr>
           <w:p>
             <w:pPr>
               <w:pStyle w:val="Normal"/>
-              <w:pBdr/>
               <w:spacing w:lineRule="auto" w:line="360" w:before="0" w:after="140"/>
               <w:jc w:val="start"/>
               <w:rPr>
@@ -9390,14 +9155,13 @@
         </w:tc>
         <w:tc>
           <w:tcPr>
-            <w:tcW w:w="1748" w:type="dxa"/>
+            <w:tcW w:w="1749" w:type="dxa"/>
             <w:tcBorders/>
             <w:vAlign w:val="center"/>
           </w:tcPr>
           <w:p>
             <w:pPr>
               <w:pStyle w:val="Normal"/>
-              <w:pBdr/>
               <w:spacing w:lineRule="auto" w:line="360" w:before="0" w:after="140"/>
               <w:jc w:val="center"/>
               <w:rPr>
@@ -9420,7 +9184,6 @@
           <w:p>
             <w:pPr>
               <w:pStyle w:val="Normal"/>
-              <w:pBdr/>
               <w:spacing w:lineRule="auto" w:line="360" w:before="0" w:after="140"/>
               <w:jc w:val="center"/>
               <w:rPr>
@@ -9436,14 +9199,13 @@
         </w:tc>
         <w:tc>
           <w:tcPr>
-            <w:tcW w:w="1746" w:type="dxa"/>
+            <w:tcW w:w="1745" w:type="dxa"/>
             <w:tcBorders/>
             <w:vAlign w:val="center"/>
           </w:tcPr>
           <w:p>
             <w:pPr>
               <w:pStyle w:val="Normal"/>
-              <w:pBdr/>
               <w:spacing w:lineRule="auto" w:line="360" w:before="0" w:after="140"/>
               <w:jc w:val="center"/>
               <w:rPr>
@@ -9459,14 +9221,13 @@
         </w:tc>
         <w:tc>
           <w:tcPr>
-            <w:tcW w:w="1749" w:type="dxa"/>
+            <w:tcW w:w="1750" w:type="dxa"/>
             <w:tcBorders/>
             <w:vAlign w:val="center"/>
           </w:tcPr>
           <w:p>
             <w:pPr>
               <w:pStyle w:val="Normal"/>
-              <w:pBdr/>
               <w:spacing w:lineRule="auto" w:line="360" w:before="0" w:after="140"/>
               <w:jc w:val="center"/>
               <w:rPr>
@@ -9485,14 +9246,13 @@
         <w:trPr/>
         <w:tc>
           <w:tcPr>
-            <w:tcW w:w="2505" w:type="dxa"/>
+            <w:tcW w:w="2504" w:type="dxa"/>
             <w:tcBorders/>
             <w:vAlign w:val="center"/>
           </w:tcPr>
           <w:p>
             <w:pPr>
               <w:pStyle w:val="Normal"/>
-              <w:pBdr/>
               <w:spacing w:lineRule="auto" w:line="360" w:before="0" w:after="140"/>
               <w:jc w:val="start"/>
               <w:rPr>
@@ -9509,14 +9269,13 @@
         </w:tc>
         <w:tc>
           <w:tcPr>
-            <w:tcW w:w="1748" w:type="dxa"/>
+            <w:tcW w:w="1749" w:type="dxa"/>
             <w:tcBorders/>
             <w:vAlign w:val="center"/>
           </w:tcPr>
           <w:p>
             <w:pPr>
               <w:pStyle w:val="Normal"/>
-              <w:pBdr/>
               <w:spacing w:lineRule="auto" w:line="360" w:before="0" w:after="140"/>
               <w:jc w:val="center"/>
               <w:rPr>
@@ -9540,7 +9299,6 @@
           <w:p>
             <w:pPr>
               <w:pStyle w:val="Normal"/>
-              <w:pBdr/>
               <w:spacing w:lineRule="auto" w:line="360" w:before="0" w:after="140"/>
               <w:jc w:val="center"/>
               <w:rPr>
@@ -9557,14 +9315,13 @@
         </w:tc>
         <w:tc>
           <w:tcPr>
-            <w:tcW w:w="1746" w:type="dxa"/>
+            <w:tcW w:w="1745" w:type="dxa"/>
             <w:tcBorders/>
             <w:vAlign w:val="center"/>
           </w:tcPr>
           <w:p>
             <w:pPr>
               <w:pStyle w:val="Normal"/>
-              <w:pBdr/>
               <w:spacing w:lineRule="auto" w:line="360" w:before="0" w:after="140"/>
               <w:jc w:val="center"/>
               <w:rPr>
@@ -9581,14 +9338,13 @@
         </w:tc>
         <w:tc>
           <w:tcPr>
-            <w:tcW w:w="1749" w:type="dxa"/>
+            <w:tcW w:w="1750" w:type="dxa"/>
             <w:tcBorders/>
             <w:vAlign w:val="center"/>
           </w:tcPr>
           <w:p>
             <w:pPr>
               <w:pStyle w:val="Normal"/>
-              <w:pBdr/>
               <w:spacing w:lineRule="auto" w:line="360" w:before="0" w:after="140"/>
               <w:jc w:val="center"/>
               <w:rPr>
@@ -9608,14 +9364,13 @@
         <w:trPr/>
         <w:tc>
           <w:tcPr>
-            <w:tcW w:w="2505" w:type="dxa"/>
+            <w:tcW w:w="2504" w:type="dxa"/>
             <w:tcBorders/>
             <w:vAlign w:val="center"/>
           </w:tcPr>
           <w:p>
             <w:pPr>
               <w:pStyle w:val="Normal"/>
-              <w:pBdr/>
               <w:spacing w:lineRule="auto" w:line="360" w:before="0" w:after="140"/>
               <w:jc w:val="start"/>
               <w:rPr>
@@ -9632,14 +9387,13 @@
         </w:tc>
         <w:tc>
           <w:tcPr>
-            <w:tcW w:w="1748" w:type="dxa"/>
+            <w:tcW w:w="1749" w:type="dxa"/>
             <w:tcBorders/>
             <w:vAlign w:val="center"/>
           </w:tcPr>
           <w:p>
             <w:pPr>
               <w:pStyle w:val="Normal"/>
-              <w:pBdr/>
               <w:spacing w:lineRule="auto" w:line="360" w:before="0" w:after="140"/>
               <w:jc w:val="center"/>
               <w:rPr>
@@ -9663,7 +9417,6 @@
           <w:p>
             <w:pPr>
               <w:pStyle w:val="Normal"/>
-              <w:pBdr/>
               <w:spacing w:lineRule="auto" w:line="360" w:before="0" w:after="140"/>
               <w:jc w:val="center"/>
               <w:rPr>
@@ -9680,14 +9433,13 @@
         </w:tc>
         <w:tc>
           <w:tcPr>
-            <w:tcW w:w="1746" w:type="dxa"/>
+            <w:tcW w:w="1745" w:type="dxa"/>
             <w:tcBorders/>
             <w:vAlign w:val="center"/>
           </w:tcPr>
           <w:p>
             <w:pPr>
               <w:pStyle w:val="Normal"/>
-              <w:pBdr/>
               <w:spacing w:lineRule="auto" w:line="360" w:before="0" w:after="140"/>
               <w:jc w:val="center"/>
               <w:rPr>
@@ -9704,14 +9456,13 @@
         </w:tc>
         <w:tc>
           <w:tcPr>
-            <w:tcW w:w="1749" w:type="dxa"/>
+            <w:tcW w:w="1750" w:type="dxa"/>
             <w:tcBorders/>
             <w:vAlign w:val="center"/>
           </w:tcPr>
           <w:p>
             <w:pPr>
               <w:pStyle w:val="Normal"/>
-              <w:pBdr/>
               <w:spacing w:lineRule="auto" w:line="360" w:before="0" w:after="140"/>
               <w:jc w:val="center"/>
               <w:rPr>
@@ -9731,14 +9482,13 @@
         <w:trPr/>
         <w:tc>
           <w:tcPr>
-            <w:tcW w:w="2505" w:type="dxa"/>
+            <w:tcW w:w="2504" w:type="dxa"/>
             <w:tcBorders/>
             <w:vAlign w:val="center"/>
           </w:tcPr>
           <w:p>
             <w:pPr>
               <w:pStyle w:val="Normal"/>
-              <w:pBdr/>
               <w:spacing w:lineRule="auto" w:line="360" w:before="0" w:after="140"/>
               <w:jc w:val="start"/>
               <w:rPr>
@@ -9755,14 +9505,13 @@
         </w:tc>
         <w:tc>
           <w:tcPr>
-            <w:tcW w:w="1748" w:type="dxa"/>
+            <w:tcW w:w="1749" w:type="dxa"/>
             <w:tcBorders/>
             <w:vAlign w:val="center"/>
           </w:tcPr>
           <w:p>
             <w:pPr>
               <w:pStyle w:val="Normal"/>
-              <w:pBdr/>
               <w:spacing w:lineRule="auto" w:line="360" w:before="0" w:after="140"/>
               <w:jc w:val="center"/>
               <w:rPr>
@@ -9786,7 +9535,6 @@
           <w:p>
             <w:pPr>
               <w:pStyle w:val="Normal"/>
-              <w:pBdr/>
               <w:spacing w:lineRule="auto" w:line="360" w:before="0" w:after="140"/>
               <w:jc w:val="center"/>
               <w:rPr>
@@ -9803,14 +9551,13 @@
         </w:tc>
         <w:tc>
           <w:tcPr>
-            <w:tcW w:w="1746" w:type="dxa"/>
+            <w:tcW w:w="1745" w:type="dxa"/>
             <w:tcBorders/>
             <w:vAlign w:val="center"/>
           </w:tcPr>
           <w:p>
             <w:pPr>
               <w:pStyle w:val="Normal"/>
-              <w:pBdr/>
               <w:spacing w:lineRule="auto" w:line="360" w:before="0" w:after="140"/>
               <w:jc w:val="center"/>
               <w:rPr>
@@ -9827,14 +9574,13 @@
         </w:tc>
         <w:tc>
           <w:tcPr>
-            <w:tcW w:w="1749" w:type="dxa"/>
+            <w:tcW w:w="1750" w:type="dxa"/>
             <w:tcBorders/>
             <w:vAlign w:val="center"/>
           </w:tcPr>
           <w:p>
             <w:pPr>
               <w:pStyle w:val="Normal"/>
-              <w:pBdr/>
               <w:spacing w:lineRule="auto" w:line="360" w:before="0" w:after="140"/>
               <w:jc w:val="center"/>
               <w:rPr>
@@ -9854,14 +9600,13 @@
         <w:trPr/>
         <w:tc>
           <w:tcPr>
-            <w:tcW w:w="2505" w:type="dxa"/>
+            <w:tcW w:w="2504" w:type="dxa"/>
             <w:tcBorders/>
             <w:vAlign w:val="center"/>
           </w:tcPr>
           <w:p>
             <w:pPr>
               <w:pStyle w:val="Normal"/>
-              <w:pBdr/>
               <w:spacing w:lineRule="auto" w:line="360" w:before="0" w:after="140"/>
               <w:jc w:val="start"/>
               <w:rPr>
@@ -9878,14 +9623,13 @@
         </w:tc>
         <w:tc>
           <w:tcPr>
-            <w:tcW w:w="1748" w:type="dxa"/>
+            <w:tcW w:w="1749" w:type="dxa"/>
             <w:tcBorders/>
             <w:vAlign w:val="center"/>
           </w:tcPr>
           <w:p>
             <w:pPr>
               <w:pStyle w:val="Normal"/>
-              <w:pBdr/>
               <w:spacing w:lineRule="auto" w:line="360" w:before="0" w:after="140"/>
               <w:jc w:val="center"/>
               <w:rPr>
@@ -9909,7 +9653,6 @@
           <w:p>
             <w:pPr>
               <w:pStyle w:val="Normal"/>
-              <w:pBdr/>
               <w:spacing w:lineRule="auto" w:line="360" w:before="0" w:after="140"/>
               <w:jc w:val="center"/>
               <w:rPr>
@@ -9926,14 +9669,13 @@
         </w:tc>
         <w:tc>
           <w:tcPr>
-            <w:tcW w:w="1746" w:type="dxa"/>
+            <w:tcW w:w="1745" w:type="dxa"/>
             <w:tcBorders/>
             <w:vAlign w:val="center"/>
           </w:tcPr>
           <w:p>
             <w:pPr>
               <w:pStyle w:val="Normal"/>
-              <w:pBdr/>
               <w:spacing w:lineRule="auto" w:line="360" w:before="0" w:after="140"/>
               <w:jc w:val="center"/>
               <w:rPr>
@@ -9950,14 +9692,13 @@
         </w:tc>
         <w:tc>
           <w:tcPr>
-            <w:tcW w:w="1749" w:type="dxa"/>
+            <w:tcW w:w="1750" w:type="dxa"/>
             <w:tcBorders/>
             <w:vAlign w:val="center"/>
           </w:tcPr>
           <w:p>
             <w:pPr>
               <w:pStyle w:val="Normal"/>
-              <w:pBdr/>
               <w:spacing w:lineRule="auto" w:line="360" w:before="0" w:after="140"/>
               <w:jc w:val="center"/>
               <w:rPr>
@@ -9977,14 +9718,13 @@
         <w:trPr/>
         <w:tc>
           <w:tcPr>
-            <w:tcW w:w="2505" w:type="dxa"/>
+            <w:tcW w:w="2504" w:type="dxa"/>
             <w:tcBorders/>
             <w:vAlign w:val="center"/>
           </w:tcPr>
           <w:p>
             <w:pPr>
               <w:pStyle w:val="Normal"/>
-              <w:pBdr/>
               <w:spacing w:lineRule="auto" w:line="360" w:before="0" w:after="140"/>
               <w:jc w:val="start"/>
               <w:rPr>
@@ -10001,14 +9741,13 @@
         </w:tc>
         <w:tc>
           <w:tcPr>
-            <w:tcW w:w="1748" w:type="dxa"/>
+            <w:tcW w:w="1749" w:type="dxa"/>
             <w:tcBorders/>
             <w:vAlign w:val="center"/>
           </w:tcPr>
           <w:p>
             <w:pPr>
               <w:pStyle w:val="Normal"/>
-              <w:pBdr/>
               <w:spacing w:lineRule="auto" w:line="360" w:before="0" w:after="140"/>
               <w:jc w:val="center"/>
               <w:rPr>
@@ -10032,7 +9771,6 @@
           <w:p>
             <w:pPr>
               <w:pStyle w:val="Normal"/>
-              <w:pBdr/>
               <w:spacing w:lineRule="auto" w:line="360" w:before="0" w:after="140"/>
               <w:jc w:val="center"/>
               <w:rPr>
@@ -10049,14 +9787,13 @@
         </w:tc>
         <w:tc>
           <w:tcPr>
-            <w:tcW w:w="1746" w:type="dxa"/>
+            <w:tcW w:w="1745" w:type="dxa"/>
             <w:tcBorders/>
             <w:vAlign w:val="center"/>
           </w:tcPr>
           <w:p>
             <w:pPr>
               <w:pStyle w:val="Normal"/>
-              <w:pBdr/>
               <w:spacing w:lineRule="auto" w:line="360" w:before="0" w:after="140"/>
               <w:jc w:val="center"/>
               <w:rPr>
@@ -10073,14 +9810,13 @@
         </w:tc>
         <w:tc>
           <w:tcPr>
-            <w:tcW w:w="1749" w:type="dxa"/>
+            <w:tcW w:w="1750" w:type="dxa"/>
             <w:tcBorders/>
             <w:vAlign w:val="center"/>
           </w:tcPr>
           <w:p>
             <w:pPr>
               <w:pStyle w:val="Normal"/>
-              <w:pBdr/>
               <w:spacing w:lineRule="auto" w:line="360" w:before="0" w:after="140"/>
               <w:jc w:val="center"/>
               <w:rPr>
@@ -10100,7 +9836,7 @@
         <w:trPr/>
         <w:tc>
           <w:tcPr>
-            <w:tcW w:w="2505" w:type="dxa"/>
+            <w:tcW w:w="2504" w:type="dxa"/>
             <w:tcBorders>
               <w:bottom w:val="single" w:sz="6" w:space="0" w:color="000000"/>
             </w:tcBorders>
@@ -10109,7 +9845,6 @@
           <w:p>
             <w:pPr>
               <w:pStyle w:val="Normal"/>
-              <w:pBdr/>
               <w:spacing w:lineRule="auto" w:line="360" w:before="0" w:after="140"/>
               <w:jc w:val="start"/>
               <w:rPr>
@@ -10126,7 +9861,7 @@
         </w:tc>
         <w:tc>
           <w:tcPr>
-            <w:tcW w:w="1748" w:type="dxa"/>
+            <w:tcW w:w="1749" w:type="dxa"/>
             <w:tcBorders>
               <w:bottom w:val="single" w:sz="6" w:space="0" w:color="000000"/>
             </w:tcBorders>
@@ -10135,7 +9870,6 @@
           <w:p>
             <w:pPr>
               <w:pStyle w:val="Normal"/>
-              <w:pBdr/>
               <w:spacing w:lineRule="auto" w:line="360" w:before="0" w:after="140"/>
               <w:jc w:val="center"/>
               <w:rPr>
@@ -10161,7 +9895,6 @@
           <w:p>
             <w:pPr>
               <w:pStyle w:val="Normal"/>
-              <w:pBdr/>
               <w:spacing w:lineRule="auto" w:line="360" w:before="0" w:after="140"/>
               <w:jc w:val="center"/>
               <w:rPr>
@@ -10178,7 +9911,7 @@
         </w:tc>
         <w:tc>
           <w:tcPr>
-            <w:tcW w:w="1746" w:type="dxa"/>
+            <w:tcW w:w="1745" w:type="dxa"/>
             <w:tcBorders>
               <w:bottom w:val="single" w:sz="6" w:space="0" w:color="000000"/>
             </w:tcBorders>
@@ -10187,7 +9920,6 @@
           <w:p>
             <w:pPr>
               <w:pStyle w:val="Normal"/>
-              <w:pBdr/>
               <w:spacing w:lineRule="auto" w:line="360" w:before="0" w:after="140"/>
               <w:jc w:val="center"/>
               <w:rPr>
@@ -10204,7 +9936,7 @@
         </w:tc>
         <w:tc>
           <w:tcPr>
-            <w:tcW w:w="1749" w:type="dxa"/>
+            <w:tcW w:w="1750" w:type="dxa"/>
             <w:tcBorders>
               <w:bottom w:val="single" w:sz="6" w:space="0" w:color="000000"/>
             </w:tcBorders>
@@ -10213,7 +9945,6 @@
           <w:p>
             <w:pPr>
               <w:pStyle w:val="Normal"/>
-              <w:pBdr/>
               <w:spacing w:lineRule="auto" w:line="360" w:before="0" w:after="140"/>
               <w:jc w:val="center"/>
               <w:rPr>
@@ -10330,19 +10061,7 @@
         <w:rPr>
           <w:color w:val="000000"/>
         </w:rPr>
-        <w:t xml:space="preserve">The approximately 97% decrease in sampled abundance between the October 2022 season and the March 2023 season is comparable to past studies that have also observed similar levels of seasonal beetle population fluctuation </w:t>
-      </w:r>
-      <w:r>
-        <w:rPr>
-          <w:color w:val="000000"/>
-        </w:rPr>
-        <w:t>(Ndozi, Gohole and Mapaure, 2025)</w:t>
-      </w:r>
-      <w:r>
-        <w:rPr>
-          <w:color w:val="000000"/>
-        </w:rPr>
-        <w:t xml:space="preserve">. In other southern hemisphere studies the patterns of beetle abundance and prevalence followed a general trend with the difference in the seasonal samples observed in the Cederberg transect. Beetle abundances tend to have multiple seasonal peaks throughout the year with the one occurring in the warmer months, in late spring around September/October, being either the maximal peak or one of a few </w:t>
+        <w:t xml:space="preserve">The approximately 97% decrease in sampled abundance between the October 2022 season and the March 2023 season is comparable to past studies that have also observed similar levels of seasonal beetle population fluctuation (Ndozi, Gohole and Mapaure, 2025). In other southern hemisphere studies the patterns of beetle abundance and prevalence followed a general trend with the difference in the seasonal samples observed in the Cederberg transect. Beetle abundances tend to have multiple seasonal peaks throughout the year with the one occurring in the warmer months, in late spring around September/October, being either the maximal peak or one of a few </w:t>
       </w:r>
       <w:r>
         <w:rPr>
@@ -10448,19 +10167,7 @@
         <w:rPr>
           <w:color w:val="000000"/>
         </w:rPr>
-        <w:t xml:space="preserve"> in other  studies involving environments with wet summers, rainfall is being seen as less of a determining factor in beetle assemblage size and structure than previously thought </w:t>
-      </w:r>
-      <w:r>
-        <w:rPr>
-          <w:color w:val="000000"/>
-        </w:rPr>
-        <w:t>(Grimbacher and Stork, 2009)</w:t>
-      </w:r>
-      <w:r>
-        <w:rPr>
-          <w:color w:val="000000"/>
-        </w:rPr>
-        <w:t>.</w:t>
+        <w:t xml:space="preserve"> in other  studies involving environments with wet summers, rainfall is being seen as less of a determining factor in beetle assemblage size and structure than previously thought (Grimbacher and Stork, 2009).</w:t>
       </w:r>
     </w:p>
     <w:p>
@@ -10537,31 +10244,7 @@
         <w:rPr>
           <w:color w:val="000000"/>
         </w:rPr>
-        <w:t xml:space="preserve"> </w:t>
-      </w:r>
-      <w:r>
-        <w:rPr>
-          <w:color w:val="000000"/>
-        </w:rPr>
-        <w:t>(Fattorini, 2023)</w:t>
-      </w:r>
-      <w:r>
-        <w:rPr>
-          <w:color w:val="000000"/>
-        </w:rPr>
-        <w:t xml:space="preserve">. Carabidae have also been shown to commonly undergo periods of seasonal diapause as adults </w:t>
-      </w:r>
-      <w:r>
-        <w:rPr>
-          <w:color w:val="000000"/>
-        </w:rPr>
-        <w:t>(Hodek, 2012)</w:t>
-      </w:r>
-      <w:r>
-        <w:rPr>
-          <w:color w:val="000000"/>
-        </w:rPr>
-        <w:t xml:space="preserve">. These observations can potentially explain the seasonal assemblage changes observed across this study as occurring due to sampling limitations rather than actual changes in the baseline assemblage for living beetles. Due to pitfall traps requiring surface activity of the arthropods that will be trapped in the trap, the observed results of pitfall traps will only adequately represent species that are active in the season within which sampling is being carried out </w:t>
+        <w:t xml:space="preserve"> (Fattorini, 2023). Carabidae have also been shown to commonly undergo periods of seasonal diapause as adults (Hodek, 2012). These observations can potentially explain the seasonal assemblage changes observed across this study as occurring due to sampling limitations rather than actual changes in the baseline assemblage for living beetles. Due to pitfall traps requiring surface activity of the arthropods that will be trapped in the trap, the observed results of pitfall traps will only adequately represent species that are active in the season within which sampling is being carried out </w:t>
       </w:r>
       <w:r>
         <w:rPr>
@@ -10650,7 +10333,7 @@
         <w:pStyle w:val="BodyText"/>
         <w:numPr>
           <w:ilvl w:val="0"/>
-          <w:numId w:val="3"/>
+          <w:numId w:val="2"/>
         </w:numPr>
         <w:rPr/>
       </w:pPr>
@@ -10664,7 +10347,7 @@
         <w:pStyle w:val="BodyText"/>
         <w:numPr>
           <w:ilvl w:val="1"/>
-          <w:numId w:val="3"/>
+          <w:numId w:val="2"/>
         </w:numPr>
         <w:rPr/>
       </w:pPr>
@@ -10721,7 +10404,7 @@
         <w:pStyle w:val="BodyText"/>
         <w:numPr>
           <w:ilvl w:val="0"/>
-          <w:numId w:val="4"/>
+          <w:numId w:val="3"/>
         </w:numPr>
         <w:rPr/>
       </w:pPr>
@@ -10735,7 +10418,7 @@
         <w:pStyle w:val="BodyText"/>
         <w:numPr>
           <w:ilvl w:val="1"/>
-          <w:numId w:val="4"/>
+          <w:numId w:val="3"/>
         </w:numPr>
         <w:rPr/>
       </w:pPr>
@@ -10797,7 +10480,7 @@
         <w:pStyle w:val="BodyText"/>
         <w:numPr>
           <w:ilvl w:val="0"/>
-          <w:numId w:val="5"/>
+          <w:numId w:val="4"/>
         </w:numPr>
         <w:rPr/>
       </w:pPr>
@@ -10823,7 +10506,7 @@
         <w:pStyle w:val="BodyText"/>
         <w:numPr>
           <w:ilvl w:val="1"/>
-          <w:numId w:val="5"/>
+          <w:numId w:val="4"/>
         </w:numPr>
         <w:rPr/>
       </w:pPr>
@@ -10880,7 +10563,7 @@
         <w:pStyle w:val="BodyText"/>
         <w:numPr>
           <w:ilvl w:val="0"/>
-          <w:numId w:val="6"/>
+          <w:numId w:val="5"/>
         </w:numPr>
         <w:rPr/>
       </w:pPr>
@@ -10986,19 +10669,7 @@
         <w:rPr>
           <w:color w:val="000000"/>
         </w:rPr>
-        <w:t xml:space="preserve">, despite being the most abundant beetle in this environment, is not biologically described in terms of its phenology or ecology. Knowing whether it has a generalist or specialist diet, how and when it reproduces, or its habitat choices, would help in explaining its extreme loss of abundance better. Currently even though RDA shows that it is negatively affected by increasingly extreme maximum air and ground temperatures, along with sun intensity, it is not clear what effect this has on the organism itself. The increased temperatures could be resulting in an exceeding of thermal limits, or a reaction with regards to dessication from increased heat. Other studies have proposed that certain species may be responsive to external biotic triggers such as vegetation flowering and leaf flushes in order to advance through their own life stages </w:t>
-      </w:r>
-      <w:r>
-        <w:rPr>
-          <w:color w:val="000000"/>
-        </w:rPr>
-        <w:t>(Basset, 2003)</w:t>
-      </w:r>
-      <w:r>
-        <w:rPr>
-          <w:color w:val="000000"/>
-        </w:rPr>
-        <w:t xml:space="preserve">. This </w:t>
+        <w:t xml:space="preserve">, despite being the most abundant beetle in this environment, is not biologically described in terms of its phenology or ecology. Knowing whether it has a generalist or specialist diet, how and when it reproduces, or its habitat choices, would help in explaining its extreme loss of abundance better. Currently even though RDA shows that it is negatively affected by increasingly extreme maximum air and ground temperatures, along with sun intensity, it is not clear what effect this has on the organism itself. The increased temperatures could be resulting in an exceeding of thermal limits, or a reaction with regards to dessication from increased heat. Other studies have proposed that certain species may be responsive to external biotic triggers such as vegetation flowering and leaf flushes in order to advance through their own life stages (Basset, 2003). This </w:t>
       </w:r>
       <w:r>
         <w:rPr/>
@@ -11008,19 +10679,7 @@
         <w:rPr>
           <w:color w:val="000000"/>
         </w:rPr>
-        <w:t xml:space="preserve"> that the observed changes in abundance in the beetle sampling could be due to the peak abundance and periods of activity for this species might have shifted temporally due to changing vegetation characteristics from changing environmental factors </w:t>
-      </w:r>
-      <w:r>
-        <w:rPr>
-          <w:color w:val="000000"/>
-        </w:rPr>
-        <w:t>(Grimbacher and Stork, 2009)</w:t>
-      </w:r>
-      <w:r>
-        <w:rPr>
-          <w:color w:val="000000"/>
-        </w:rPr>
-        <w:t>.</w:t>
+        <w:t xml:space="preserve"> that the observed changes in abundance in the beetle sampling could be due to the peak abundance and periods of activity for this species might have shifted temporally due to changing vegetation characteristics from changing environmental factors (Grimbacher and Stork, 2009).</w:t>
       </w:r>
     </w:p>
     <w:p>
@@ -11030,15 +10689,7 @@
       </w:pPr>
       <w:r>
         <w:rPr/>
-        <w:t xml:space="preserve">The beetles in the original study were also identified to morphospecies and then to only family level </w:t>
-      </w:r>
-      <w:r>
-        <w:rPr/>
-        <w:t>(Botes, McGeoch and Chown, 2007)</w:t>
-      </w:r>
-      <w:r>
-        <w:rPr/>
-        <w:t>. Gaining access to and finding the original samples of the study was not entirely possible. This meant that the historical comparisons had to be limited to the three species that were extremely abundant and also easily identifiable in the modern samples without much difficulty. Not being able to consider the entire sampled species pool meant that the historical comparisons were not able to consider diversity and could only compare abundance. Being able to access and identify the historical sampled would allow for diversity comparisons to improve the explanatory extent of this study greatly.</w:t>
+        <w:t>The beetles in the original study were also identified to morphospecies and then to only family level (Botes, McGeoch and Chown, 2007). Gaining access to and finding the original samples of the study was not entirely possible. This meant that the historical comparisons had to be limited to the three species that were extremely abundant and also easily identifiable in the modern samples without much difficulty. Not being able to consider the entire sampled species pool meant that the historical comparisons were not able to consider diversity and could only compare abundance. Being able to access and identify the historical sampled would allow for diversity comparisons to improve the explanatory extent of this study greatly.</w:t>
       </w:r>
     </w:p>
     <w:p>
@@ -11048,15 +10699,7 @@
       </w:pPr>
       <w:r>
         <w:rPr/>
-        <w:t xml:space="preserve">There was an El Niño event that started in mid 2023 </w:t>
-      </w:r>
-      <w:r>
-        <w:rPr/>
-        <w:t>(Hagen and Azevedo, 2024)</w:t>
-      </w:r>
-      <w:r>
-        <w:rPr/>
-        <w:t>. Although this El Niño was not particularly intense, fully identifying the beetle samples that were collected in October 2023 could have allowed for a very useful source of information regarding the immediate responses that might be observable from an El Niño within the vegetation and beetles of this transect. The original study in 2002 occurred just before an El Niño happened at the end of that year, and there was a great increase in the abundance of beetle abundance in just one year, with the 2003 sample having more than double the beetles sampled in 2002 (Table D).</w:t>
+        <w:t>There was an El Niño event that started in mid 2023 (Hagen and Azevedo, 2024). Although this El Niño was not particularly intense, fully identifying the beetle samples that were collected in October 2023 could have allowed for a very useful source of information regarding the immediate responses that might be observable from an El Niño within the vegetation and beetles of this transect. The original study in 2002 occurred just before an El Niño happened at the end of that year, and there was a great increase in the abundance of beetle abundance in just one year, with the 2003 sample having more than double the beetles sampled in 2002 (Table D).</w:t>
       </w:r>
       <w:r>
         <w:br w:type="page"/>
@@ -11087,7 +10730,7 @@
           <w:pgNumType w:fmt="decimal"/>
           <w:formProt w:val="false"/>
           <w:textDirection w:val="lrTb"/>
-          <w:docGrid w:type="default" w:linePitch="312" w:charSpace="4294961151"/>
+          <w:docGrid w:type="default" w:linePitch="312" w:charSpace="0"/>
         </w:sectPr>
       </w:pPr>
     </w:p>
@@ -12509,7 +12152,7 @@
       <w:pgMar w:left="1134" w:right="1134" w:gutter="0" w:header="0" w:top="1134" w:footer="0" w:bottom="1134"/>
       <w:formProt w:val="false"/>
       <w:textDirection w:val="lrTb"/>
-      <w:docGrid w:type="default" w:linePitch="312" w:charSpace="4294961151"/>
+      <w:docGrid w:type="default" w:linePitch="312" w:charSpace="0"/>
     </w:sectPr>
   </w:body>
 </w:document>
@@ -12521,7 +12164,6 @@
     <w:lvl w:ilvl="0">
       <w:start w:val="1"/>
       <w:numFmt w:val="none"/>
-      <w:pStyle w:val="Heading1"/>
       <w:suff w:val="nothing"/>
       <w:lvlText w:val="%1"/>
       <w:lvlJc w:val="start"/>
@@ -12531,11 +12173,11 @@
         </w:tabs>
         <w:ind w:start="0" w:hanging="0"/>
       </w:pPr>
+      <w:rPr/>
     </w:lvl>
     <w:lvl w:ilvl="1">
       <w:start w:val="1"/>
       <w:numFmt w:val="none"/>
-      <w:pStyle w:val="Heading2"/>
       <w:suff w:val="nothing"/>
       <w:lvlText w:val="%2"/>
       <w:lvlJc w:val="start"/>
@@ -12545,6 +12187,7 @@
         </w:tabs>
         <w:ind w:start="0" w:hanging="0"/>
       </w:pPr>
+      <w:rPr/>
     </w:lvl>
     <w:lvl w:ilvl="2">
       <w:start w:val="1"/>
@@ -12558,6 +12201,7 @@
         </w:tabs>
         <w:ind w:start="0" w:hanging="0"/>
       </w:pPr>
+      <w:rPr/>
     </w:lvl>
     <w:lvl w:ilvl="3">
       <w:start w:val="1"/>
@@ -12571,6 +12215,7 @@
         </w:tabs>
         <w:ind w:start="0" w:hanging="0"/>
       </w:pPr>
+      <w:rPr/>
     </w:lvl>
     <w:lvl w:ilvl="4">
       <w:start w:val="1"/>
@@ -12584,6 +12229,7 @@
         </w:tabs>
         <w:ind w:start="0" w:hanging="0"/>
       </w:pPr>
+      <w:rPr/>
     </w:lvl>
     <w:lvl w:ilvl="5">
       <w:start w:val="1"/>
@@ -12597,6 +12243,7 @@
         </w:tabs>
         <w:ind w:start="0" w:hanging="0"/>
       </w:pPr>
+      <w:rPr/>
     </w:lvl>
     <w:lvl w:ilvl="6">
       <w:start w:val="1"/>
@@ -12610,6 +12257,7 @@
         </w:tabs>
         <w:ind w:start="0" w:hanging="0"/>
       </w:pPr>
+      <w:rPr/>
     </w:lvl>
     <w:lvl w:ilvl="7">
       <w:start w:val="1"/>
@@ -12623,6 +12271,7 @@
         </w:tabs>
         <w:ind w:start="0" w:hanging="0"/>
       </w:pPr>
+      <w:rPr/>
     </w:lvl>
     <w:lvl w:ilvl="8">
       <w:start w:val="1"/>
@@ -12636,125 +12285,144 @@
         </w:tabs>
         <w:ind w:start="0" w:hanging="0"/>
       </w:pPr>
+      <w:rPr/>
     </w:lvl>
   </w:abstractNum>
   <w:abstractNum w:abstractNumId="2">
     <w:lvl w:ilvl="0">
       <w:start w:val="1"/>
-      <w:numFmt w:val="decimal"/>
-      <w:lvlText w:val="%1"/>
+      <w:numFmt w:val="bullet"/>
+      <w:lvlText w:val=""/>
       <w:lvlJc w:val="start"/>
       <w:pPr>
         <w:tabs>
-          <w:tab w:val="num" w:pos="0"/>
+          <w:tab w:val="num" w:pos="720"/>
         </w:tabs>
-        <w:ind w:start="0" w:hanging="0"/>
-      </w:pPr>
-      <w:rPr/>
+        <w:ind w:start="720" w:hanging="360"/>
+      </w:pPr>
+      <w:rPr>
+        <w:rFonts w:ascii="Symbol" w:hAnsi="Symbol" w:cs="Symbol" w:hint="default"/>
+      </w:rPr>
     </w:lvl>
     <w:lvl w:ilvl="1">
       <w:start w:val="1"/>
-      <w:numFmt w:val="decimal"/>
-      <w:lvlText w:val="%2"/>
+      <w:numFmt w:val="bullet"/>
+      <w:lvlText w:val="◦"/>
       <w:lvlJc w:val="start"/>
       <w:pPr>
         <w:tabs>
-          <w:tab w:val="num" w:pos="0"/>
+          <w:tab w:val="num" w:pos="1080"/>
         </w:tabs>
-        <w:ind w:start="0" w:hanging="0"/>
-      </w:pPr>
-      <w:rPr/>
+        <w:ind w:start="1080" w:hanging="360"/>
+      </w:pPr>
+      <w:rPr>
+        <w:rFonts w:ascii="OpenSymbol" w:hAnsi="OpenSymbol" w:cs="OpenSymbol" w:hint="default"/>
+      </w:rPr>
     </w:lvl>
     <w:lvl w:ilvl="2">
       <w:start w:val="1"/>
-      <w:numFmt w:val="decimal"/>
-      <w:lvlText w:val="%3"/>
+      <w:numFmt w:val="bullet"/>
+      <w:lvlText w:val="▪"/>
       <w:lvlJc w:val="start"/>
       <w:pPr>
         <w:tabs>
-          <w:tab w:val="num" w:pos="0"/>
+          <w:tab w:val="num" w:pos="1440"/>
         </w:tabs>
-        <w:ind w:start="0" w:hanging="0"/>
-      </w:pPr>
-      <w:rPr/>
+        <w:ind w:start="1440" w:hanging="360"/>
+      </w:pPr>
+      <w:rPr>
+        <w:rFonts w:ascii="OpenSymbol" w:hAnsi="OpenSymbol" w:cs="OpenSymbol" w:hint="default"/>
+      </w:rPr>
     </w:lvl>
     <w:lvl w:ilvl="3">
       <w:start w:val="1"/>
-      <w:numFmt w:val="decimal"/>
-      <w:lvlText w:val="%4"/>
+      <w:numFmt w:val="bullet"/>
+      <w:lvlText w:val=""/>
       <w:lvlJc w:val="start"/>
       <w:pPr>
         <w:tabs>
-          <w:tab w:val="num" w:pos="0"/>
+          <w:tab w:val="num" w:pos="1800"/>
         </w:tabs>
-        <w:ind w:start="0" w:hanging="0"/>
-      </w:pPr>
-      <w:rPr/>
+        <w:ind w:start="1800" w:hanging="360"/>
+      </w:pPr>
+      <w:rPr>
+        <w:rFonts w:ascii="Symbol" w:hAnsi="Symbol" w:cs="Symbol" w:hint="default"/>
+      </w:rPr>
     </w:lvl>
     <w:lvl w:ilvl="4">
       <w:start w:val="1"/>
-      <w:numFmt w:val="decimal"/>
-      <w:lvlText w:val="%5"/>
+      <w:numFmt w:val="bullet"/>
+      <w:lvlText w:val="◦"/>
       <w:lvlJc w:val="start"/>
       <w:pPr>
         <w:tabs>
-          <w:tab w:val="num" w:pos="0"/>
+          <w:tab w:val="num" w:pos="2160"/>
         </w:tabs>
-        <w:ind w:start="0" w:hanging="0"/>
-      </w:pPr>
-      <w:rPr/>
+        <w:ind w:start="2160" w:hanging="360"/>
+      </w:pPr>
+      <w:rPr>
+        <w:rFonts w:ascii="OpenSymbol" w:hAnsi="OpenSymbol" w:cs="OpenSymbol" w:hint="default"/>
+      </w:rPr>
     </w:lvl>
     <w:lvl w:ilvl="5">
       <w:start w:val="1"/>
-      <w:numFmt w:val="decimal"/>
-      <w:lvlText w:val="%6"/>
+      <w:numFmt w:val="bullet"/>
+      <w:lvlText w:val="▪"/>
       <w:lvlJc w:val="start"/>
       <w:pPr>
         <w:tabs>
-          <w:tab w:val="num" w:pos="0"/>
+          <w:tab w:val="num" w:pos="2520"/>
         </w:tabs>
-        <w:ind w:start="0" w:hanging="0"/>
-      </w:pPr>
-      <w:rPr/>
+        <w:ind w:start="2520" w:hanging="360"/>
+      </w:pPr>
+      <w:rPr>
+        <w:rFonts w:ascii="OpenSymbol" w:hAnsi="OpenSymbol" w:cs="OpenSymbol" w:hint="default"/>
+      </w:rPr>
     </w:lvl>
     <w:lvl w:ilvl="6">
       <w:start w:val="1"/>
-      <w:numFmt w:val="decimal"/>
-      <w:lvlText w:val="%7"/>
+      <w:numFmt w:val="bullet"/>
+      <w:lvlText w:val=""/>
       <w:lvlJc w:val="start"/>
       <w:pPr>
         <w:tabs>
-          <w:tab w:val="num" w:pos="0"/>
+          <w:tab w:val="num" w:pos="2880"/>
         </w:tabs>
-        <w:ind w:start="0" w:hanging="0"/>
-      </w:pPr>
-      <w:rPr/>
+        <w:ind w:start="2880" w:hanging="360"/>
+      </w:pPr>
+      <w:rPr>
+        <w:rFonts w:ascii="Symbol" w:hAnsi="Symbol" w:cs="Symbol" w:hint="default"/>
+      </w:rPr>
     </w:lvl>
     <w:lvl w:ilvl="7">
       <w:start w:val="1"/>
-      <w:numFmt w:val="decimal"/>
-      <w:lvlText w:val="%8"/>
+      <w:numFmt w:val="bullet"/>
+      <w:lvlText w:val="◦"/>
       <w:lvlJc w:val="start"/>
       <w:pPr>
         <w:tabs>
-          <w:tab w:val="num" w:pos="0"/>
+          <w:tab w:val="num" w:pos="3240"/>
         </w:tabs>
-        <w:ind w:start="0" w:hanging="0"/>
-      </w:pPr>
-      <w:rPr/>
+        <w:ind w:start="3240" w:hanging="360"/>
+      </w:pPr>
+      <w:rPr>
+        <w:rFonts w:ascii="OpenSymbol" w:hAnsi="OpenSymbol" w:cs="OpenSymbol" w:hint="default"/>
+      </w:rPr>
     </w:lvl>
     <w:lvl w:ilvl="8">
       <w:start w:val="1"/>
-      <w:numFmt w:val="decimal"/>
-      <w:lvlText w:val="%9"/>
+      <w:numFmt w:val="bullet"/>
+      <w:lvlText w:val="▪"/>
       <w:lvlJc w:val="start"/>
       <w:pPr>
         <w:tabs>
-          <w:tab w:val="num" w:pos="0"/>
+          <w:tab w:val="num" w:pos="3600"/>
         </w:tabs>
-        <w:ind w:start="0" w:hanging="0"/>
-      </w:pPr>
-      <w:rPr/>
+        <w:ind w:start="3600" w:hanging="360"/>
+      </w:pPr>
+      <w:rPr>
+        <w:rFonts w:ascii="OpenSymbol" w:hAnsi="OpenSymbol" w:cs="OpenSymbol" w:hint="default"/>
+      </w:rPr>
     </w:lvl>
   </w:abstractNum>
   <w:abstractNum w:abstractNumId="3">
@@ -13171,138 +12839,120 @@
   <w:abstractNum w:abstractNumId="6">
     <w:lvl w:ilvl="0">
       <w:start w:val="1"/>
-      <w:numFmt w:val="bullet"/>
-      <w:lvlText w:val=""/>
+      <w:numFmt w:val="none"/>
+      <w:suff w:val="nothing"/>
+      <w:lvlText w:val=""/>
       <w:lvlJc w:val="start"/>
       <w:pPr>
         <w:tabs>
-          <w:tab w:val="num" w:pos="720"/>
+          <w:tab w:val="num" w:pos="0"/>
         </w:tabs>
-        <w:ind w:start="720" w:hanging="360"/>
-      </w:pPr>
-      <w:rPr>
-        <w:rFonts w:ascii="Symbol" w:hAnsi="Symbol" w:cs="Symbol" w:hint="default"/>
-      </w:rPr>
+        <w:ind w:start="0" w:hanging="0"/>
+      </w:pPr>
     </w:lvl>
     <w:lvl w:ilvl="1">
       <w:start w:val="1"/>
-      <w:numFmt w:val="bullet"/>
-      <w:lvlText w:val="◦"/>
+      <w:numFmt w:val="none"/>
+      <w:suff w:val="nothing"/>
+      <w:lvlText w:val=""/>
       <w:lvlJc w:val="start"/>
       <w:pPr>
         <w:tabs>
-          <w:tab w:val="num" w:pos="1080"/>
+          <w:tab w:val="num" w:pos="0"/>
         </w:tabs>
-        <w:ind w:start="1080" w:hanging="360"/>
-      </w:pPr>
-      <w:rPr>
-        <w:rFonts w:ascii="OpenSymbol" w:hAnsi="OpenSymbol" w:cs="OpenSymbol" w:hint="default"/>
-      </w:rPr>
+        <w:ind w:start="0" w:hanging="0"/>
+      </w:pPr>
     </w:lvl>
     <w:lvl w:ilvl="2">
       <w:start w:val="1"/>
-      <w:numFmt w:val="bullet"/>
-      <w:lvlText w:val="▪"/>
+      <w:numFmt w:val="none"/>
+      <w:suff w:val="nothing"/>
+      <w:lvlText w:val=""/>
       <w:lvlJc w:val="start"/>
       <w:pPr>
         <w:tabs>
-          <w:tab w:val="num" w:pos="1440"/>
+          <w:tab w:val="num" w:pos="0"/>
         </w:tabs>
-        <w:ind w:start="1440" w:hanging="360"/>
-      </w:pPr>
-      <w:rPr>
-        <w:rFonts w:ascii="OpenSymbol" w:hAnsi="OpenSymbol" w:cs="OpenSymbol" w:hint="default"/>
-      </w:rPr>
+        <w:ind w:start="0" w:hanging="0"/>
+      </w:pPr>
     </w:lvl>
     <w:lvl w:ilvl="3">
       <w:start w:val="1"/>
-      <w:numFmt w:val="bullet"/>
-      <w:lvlText w:val=""/>
+      <w:numFmt w:val="none"/>
+      <w:suff w:val="nothing"/>
+      <w:lvlText w:val=""/>
       <w:lvlJc w:val="start"/>
       <w:pPr>
         <w:tabs>
-          <w:tab w:val="num" w:pos="1800"/>
+          <w:tab w:val="num" w:pos="0"/>
         </w:tabs>
-        <w:ind w:start="1800" w:hanging="360"/>
-      </w:pPr>
-      <w:rPr>
-        <w:rFonts w:ascii="Symbol" w:hAnsi="Symbol" w:cs="Symbol" w:hint="default"/>
-      </w:rPr>
+        <w:ind w:start="0" w:hanging="0"/>
+      </w:pPr>
     </w:lvl>
     <w:lvl w:ilvl="4">
       <w:start w:val="1"/>
-      <w:numFmt w:val="bullet"/>
-      <w:lvlText w:val="◦"/>
+      <w:numFmt w:val="none"/>
+      <w:suff w:val="nothing"/>
+      <w:lvlText w:val=""/>
       <w:lvlJc w:val="start"/>
       <w:pPr>
         <w:tabs>
-          <w:tab w:val="num" w:pos="2160"/>
+          <w:tab w:val="num" w:pos="0"/>
         </w:tabs>
-        <w:ind w:start="2160" w:hanging="360"/>
-      </w:pPr>
-      <w:rPr>
-        <w:rFonts w:ascii="OpenSymbol" w:hAnsi="OpenSymbol" w:cs="OpenSymbol" w:hint="default"/>
-      </w:rPr>
+        <w:ind w:start="0" w:hanging="0"/>
+      </w:pPr>
     </w:lvl>
     <w:lvl w:ilvl="5">
       <w:start w:val="1"/>
-      <w:numFmt w:val="bullet"/>
-      <w:lvlText w:val="▪"/>
+      <w:numFmt w:val="none"/>
+      <w:suff w:val="nothing"/>
+      <w:lvlText w:val=""/>
       <w:lvlJc w:val="start"/>
       <w:pPr>
         <w:tabs>
-          <w:tab w:val="num" w:pos="2520"/>
+          <w:tab w:val="num" w:pos="0"/>
         </w:tabs>
-        <w:ind w:start="2520" w:hanging="360"/>
-      </w:pPr>
-      <w:rPr>
-        <w:rFonts w:ascii="OpenSymbol" w:hAnsi="OpenSymbol" w:cs="OpenSymbol" w:hint="default"/>
-      </w:rPr>
+        <w:ind w:start="0" w:hanging="0"/>
+      </w:pPr>
     </w:lvl>
     <w:lvl w:ilvl="6">
       <w:start w:val="1"/>
-      <w:numFmt w:val="bullet"/>
-      <w:lvlText w:val=""/>
+      <w:numFmt w:val="none"/>
+      <w:suff w:val="nothing"/>
+      <w:lvlText w:val=""/>
       <w:lvlJc w:val="start"/>
       <w:pPr>
         <w:tabs>
-          <w:tab w:val="num" w:pos="2880"/>
+          <w:tab w:val="num" w:pos="0"/>
         </w:tabs>
-        <w:ind w:start="2880" w:hanging="360"/>
-      </w:pPr>
-      <w:rPr>
-        <w:rFonts w:ascii="Symbol" w:hAnsi="Symbol" w:cs="Symbol" w:hint="default"/>
-      </w:rPr>
+        <w:ind w:start="0" w:hanging="0"/>
+      </w:pPr>
     </w:lvl>
     <w:lvl w:ilvl="7">
       <w:start w:val="1"/>
-      <w:numFmt w:val="bullet"/>
-      <w:lvlText w:val="◦"/>
+      <w:numFmt w:val="none"/>
+      <w:suff w:val="nothing"/>
+      <w:lvlText w:val=""/>
       <w:lvlJc w:val="start"/>
       <w:pPr>
         <w:tabs>
-          <w:tab w:val="num" w:pos="3240"/>
+          <w:tab w:val="num" w:pos="0"/>
         </w:tabs>
-        <w:ind w:start="3240" w:hanging="360"/>
-      </w:pPr>
-      <w:rPr>
-        <w:rFonts w:ascii="OpenSymbol" w:hAnsi="OpenSymbol" w:cs="OpenSymbol" w:hint="default"/>
-      </w:rPr>
+        <w:ind w:start="0" w:hanging="0"/>
+      </w:pPr>
     </w:lvl>
     <w:lvl w:ilvl="8">
       <w:start w:val="1"/>
-      <w:numFmt w:val="bullet"/>
-      <w:lvlText w:val="▪"/>
+      <w:numFmt w:val="none"/>
+      <w:suff w:val="nothing"/>
+      <w:lvlText w:val=""/>
       <w:lvlJc w:val="start"/>
       <w:pPr>
         <w:tabs>
-          <w:tab w:val="num" w:pos="3600"/>
+          <w:tab w:val="num" w:pos="0"/>
         </w:tabs>
-        <w:ind w:start="3600" w:hanging="360"/>
-      </w:pPr>
-      <w:rPr>
-        <w:rFonts w:ascii="OpenSymbol" w:hAnsi="OpenSymbol" w:cs="OpenSymbol" w:hint="default"/>
-      </w:rPr>
+        <w:ind w:start="0" w:hanging="0"/>
+      </w:pPr>
     </w:lvl>
   </w:abstractNum>
   <w:num w:numId="1">
@@ -13340,7 +12990,6 @@
     </w:rPrDefault>
     <w:pPrDefault>
       <w:pPr>
-        <w:widowControl/>
         <w:suppressAutoHyphens w:val="true"/>
       </w:pPr>
     </w:pPrDefault>
@@ -13350,10 +12999,10 @@
     <w:qFormat/>
     <w:pPr>
       <w:widowControl/>
-      <w:kinsoku w:val="true"/>
-      <w:overflowPunct w:val="true"/>
-      <w:autoSpaceDE w:val="true"/>
+      <w:suppressAutoHyphens w:val="true"/>
+      <w:overflowPunct w:val="false"/>
       <w:bidi w:val="0"/>
+      <w:spacing w:before="0" w:after="0"/>
       <w:jc w:val="both"/>
     </w:pPr>
     <w:rPr>
@@ -13421,8 +13070,8 @@
       <w:lang w:val="zxx" w:eastAsia="zxx" w:bidi="zxx"/>
     </w:rPr>
   </w:style>
-  <w:style w:type="character" w:styleId="Bullets">
-    <w:name w:val="Bullets"/>
+  <w:style w:type="character" w:styleId="Bulletsuser">
+    <w:name w:val="Bullets (user)"/>
     <w:qFormat/>
     <w:rPr>
       <w:rFonts w:ascii="OpenSymbol" w:hAnsi="OpenSymbol" w:eastAsia="OpenSymbol" w:cs="OpenSymbol"/>
@@ -13537,9 +13186,7 @@
     <w:pPr>
       <w:widowControl/>
       <w:suppressAutoHyphens w:val="true"/>
-      <w:kinsoku w:val="true"/>
-      <w:overflowPunct w:val="true"/>
-      <w:autoSpaceDE w:val="true"/>
+      <w:overflowPunct w:val="false"/>
       <w:bidi w:val="0"/>
       <w:spacing w:before="0" w:after="0"/>
       <w:jc w:val="start"/>
@@ -13554,8 +13201,8 @@
       <w:lang w:val="en-ZA" w:eastAsia="zh-CN" w:bidi="hi-IN"/>
     </w:rPr>
   </w:style>
-  <w:style w:type="paragraph" w:styleId="FrameContents">
-    <w:name w:val="Frame Contents"/>
+  <w:style w:type="paragraph" w:styleId="FrameContentsuser">
+    <w:name w:val="Frame Contents (user)"/>
     <w:basedOn w:val="Normal"/>
     <w:qFormat/>
     <w:pPr/>
@@ -13569,6 +13216,13 @@
       <w:widowControl w:val="false"/>
       <w:suppressLineNumbers/>
     </w:pPr>
+    <w:rPr/>
+  </w:style>
+  <w:style w:type="paragraph" w:styleId="FrameContents">
+    <w:name w:val="Frame Contents"/>
+    <w:basedOn w:val="Normal"/>
+    <w:qFormat/>
+    <w:pPr/>
     <w:rPr/>
   </w:style>
 </w:styles>
